--- a/docs/uml/01_use_case/use_case_analysis.docx
+++ b/docs/uml/01_use_case/use_case_analysis.docx
@@ -77,7 +77,7 @@
         <w:rPr>
           <w:lang w:val="en-GB"/>
         </w:rPr>
-        <w:t xml:space="preserve"> most significant candidates.</w:t>
+        <w:t xml:space="preserve"> most significant candidates. </w:t>
       </w:r>
     </w:p>
     <w:p>
@@ -95,7 +95,7 @@
         <w:rPr>
           <w:lang w:val="en-GB"/>
         </w:rPr>
-        <w:t>Inside the system: dataset selection, candidate generation, model management (UMAP/KDE/GMM setup), computation of the three filters (density, frequency, ON/OFF similarity), ranking generation, and artifact export.</w:t>
+        <w:t xml:space="preserve">Inside the system: dataset selection, candidate generation, model management (UMAP/KDE/GMM/Autoencoder setup), computation of the filters (density, frequency, ON/OFF similarity, autoencoder), ranking generation, artifact export, and interactive UMAP exploration. </w:t>
       </w:r>
     </w:p>
     <w:p>
@@ -118,15 +118,48 @@
     </w:p>
     <w:p>
       <w:pPr>
+        <w:pStyle w:val="Titolo2"/>
+      </w:pPr>
+      <w:r>
+        <w:t>Actors</w:t>
+      </w:r>
+    </w:p>
+    <w:p>
+      <w:pPr>
         <w:pStyle w:val="Paragrafoelenco"/>
-      </w:pPr>
+        <w:numPr>
+          <w:ilvl w:val="0"/>
+          <w:numId w:val="15"/>
+        </w:numPr>
+        <w:rPr>
+          <w:lang w:val="en-GB"/>
+        </w:rPr>
+      </w:pPr>
+      <w:r>
+        <w:rPr>
+          <w:lang w:val="en-GB"/>
+        </w:rPr>
+        <w:t>Researcher (primary): starts and controls the entire analysis, sets parameters, manages models, and inspects results</w:t>
+      </w:r>
+      <w:r>
+        <w:rPr>
+          <w:lang w:val="en-GB"/>
+        </w:rPr>
+        <w:t>.</w:t>
+      </w:r>
     </w:p>
     <w:p>
       <w:pPr>
         <w:pStyle w:val="Titolo2"/>
-      </w:pPr>
-      <w:r>
-        <w:t>Actors</w:t>
+        <w:rPr>
+          <w:lang w:val="en-GB"/>
+        </w:rPr>
+      </w:pPr>
+      <w:r>
+        <w:rPr>
+          <w:lang w:val="en-GB"/>
+        </w:rPr>
+        <w:t>UC1 – Select dataset / waterfall plot</w:t>
       </w:r>
     </w:p>
     <w:p>
@@ -134,23 +167,139 @@
         <w:pStyle w:val="Paragrafoelenco"/>
         <w:numPr>
           <w:ilvl w:val="0"/>
-          <w:numId w:val="15"/>
-        </w:numPr>
-        <w:rPr>
-          <w:lang w:val="en-GB"/>
-        </w:rPr>
-      </w:pPr>
-      <w:r>
-        <w:rPr>
-          <w:lang w:val="en-GB"/>
-        </w:rPr>
-        <w:t>Researcher (primary): starts and controls the entire analysis, sets parameters, manages models, and inspects results.</w:t>
+          <w:numId w:val="16"/>
+        </w:numPr>
+      </w:pPr>
+      <w:r>
+        <w:t xml:space="preserve">Actors: </w:t>
+      </w:r>
+      <w:proofErr w:type="spellStart"/>
+      <w:r>
+        <w:t>Researcher</w:t>
+      </w:r>
+      <w:proofErr w:type="spellEnd"/>
+      <w:r>
+        <w:t>.</w:t>
       </w:r>
     </w:p>
     <w:p>
       <w:pPr>
         <w:pStyle w:val="Paragrafoelenco"/>
-      </w:pPr>
+        <w:numPr>
+          <w:ilvl w:val="0"/>
+          <w:numId w:val="16"/>
+        </w:numPr>
+        <w:rPr>
+          <w:lang w:val="en-GB"/>
+        </w:rPr>
+      </w:pPr>
+      <w:r>
+        <w:rPr>
+          <w:lang w:val="en-GB"/>
+        </w:rPr>
+        <w:t>Goal: make ON/OFF files available to the pipeline.</w:t>
+      </w:r>
+    </w:p>
+    <w:p>
+      <w:pPr>
+        <w:pStyle w:val="Paragrafoelenco"/>
+        <w:numPr>
+          <w:ilvl w:val="0"/>
+          <w:numId w:val="16"/>
+        </w:numPr>
+        <w:rPr>
+          <w:lang w:val="en-GB"/>
+        </w:rPr>
+      </w:pPr>
+      <w:r>
+        <w:rPr>
+          <w:lang w:val="en-GB"/>
+        </w:rPr>
+        <w:t xml:space="preserve">Preconditions: provide the system with the ON/OFF dataset to </w:t>
+      </w:r>
+      <w:proofErr w:type="spellStart"/>
+      <w:r>
+        <w:rPr>
+          <w:lang w:val="en-GB"/>
+        </w:rPr>
+        <w:t>analyze</w:t>
+      </w:r>
+      <w:proofErr w:type="spellEnd"/>
+      <w:r>
+        <w:rPr>
+          <w:lang w:val="en-GB"/>
+        </w:rPr>
+        <w:t>.</w:t>
+      </w:r>
+    </w:p>
+    <w:p>
+      <w:pPr>
+        <w:pStyle w:val="Paragrafoelenco"/>
+        <w:numPr>
+          <w:ilvl w:val="0"/>
+          <w:numId w:val="16"/>
+        </w:numPr>
+        <w:rPr>
+          <w:lang w:val="en-GB"/>
+        </w:rPr>
+      </w:pPr>
+      <w:r>
+        <w:rPr>
+          <w:lang w:val="en-GB"/>
+        </w:rPr>
+        <w:t>Main flow: select directory → read metadata → validate ON/OFF structure.</w:t>
+      </w:r>
+    </w:p>
+    <w:p>
+      <w:pPr>
+        <w:pStyle w:val="Paragrafoelenco"/>
+        <w:numPr>
+          <w:ilvl w:val="0"/>
+          <w:numId w:val="16"/>
+        </w:numPr>
+        <w:rPr>
+          <w:lang w:val="en-GB"/>
+        </w:rPr>
+      </w:pPr>
+      <w:r>
+        <w:rPr>
+          <w:lang w:val="en-GB"/>
+        </w:rPr>
+        <w:t>Postconditions: observation list loaded into memory.</w:t>
+      </w:r>
+    </w:p>
+    <w:p>
+      <w:pPr>
+        <w:pStyle w:val="Paragrafoelenco"/>
+        <w:numPr>
+          <w:ilvl w:val="0"/>
+          <w:numId w:val="16"/>
+        </w:numPr>
+      </w:pPr>
+      <w:proofErr w:type="spellStart"/>
+      <w:r>
+        <w:t>Exceptions</w:t>
+      </w:r>
+      <w:proofErr w:type="spellEnd"/>
+      <w:r>
+        <w:t xml:space="preserve">: </w:t>
+      </w:r>
+      <w:proofErr w:type="spellStart"/>
+      <w:r>
+        <w:t>missing</w:t>
+      </w:r>
+      <w:proofErr w:type="spellEnd"/>
+      <w:r>
+        <w:t>/</w:t>
+      </w:r>
+      <w:proofErr w:type="spellStart"/>
+      <w:r>
+        <w:t>corrupted</w:t>
+      </w:r>
+      <w:proofErr w:type="spellEnd"/>
+      <w:r>
+        <w:t xml:space="preserve"> files.</w:t>
+      </w:r>
     </w:p>
     <w:p>
       <w:pPr>
@@ -163,7 +312,13 @@
         <w:rPr>
           <w:lang w:val="en-GB"/>
         </w:rPr>
-        <w:t>UC1 – Select dataset / waterfall plot</w:t>
+        <w:t xml:space="preserve">UC2 – </w:t>
+      </w:r>
+      <w:r>
+        <w:rPr>
+          <w:lang w:val="en-GB"/>
+        </w:rPr>
+        <w:t>Process dataset and generate candidates</w:t>
       </w:r>
     </w:p>
     <w:p>
@@ -171,7 +326,7 @@
         <w:pStyle w:val="Paragrafoelenco"/>
         <w:numPr>
           <w:ilvl w:val="0"/>
-          <w:numId w:val="16"/>
+          <w:numId w:val="17"/>
         </w:numPr>
       </w:pPr>
       <w:r>
@@ -191,17 +346,17 @@
         <w:pStyle w:val="Paragrafoelenco"/>
         <w:numPr>
           <w:ilvl w:val="0"/>
-          <w:numId w:val="16"/>
-        </w:numPr>
-        <w:rPr>
-          <w:lang w:val="en-GB"/>
-        </w:rPr>
-      </w:pPr>
-      <w:r>
-        <w:rPr>
-          <w:lang w:val="en-GB"/>
-        </w:rPr>
-        <w:t>Goal: make ON/OFF files available to the pipeline.</w:t>
+          <w:numId w:val="17"/>
+        </w:numPr>
+        <w:rPr>
+          <w:lang w:val="en-GB"/>
+        </w:rPr>
+      </w:pPr>
+      <w:r>
+        <w:rPr>
+          <w:lang w:val="en-GB"/>
+        </w:rPr>
+        <w:t>Goal: process selected waterfalls to produce ON/OFF candidates.</w:t>
       </w:r>
     </w:p>
     <w:p>
@@ -209,30 +364,23 @@
         <w:pStyle w:val="Paragrafoelenco"/>
         <w:numPr>
           <w:ilvl w:val="0"/>
-          <w:numId w:val="16"/>
-        </w:numPr>
-        <w:rPr>
-          <w:lang w:val="en-GB"/>
-        </w:rPr>
-      </w:pPr>
-      <w:r>
-        <w:rPr>
-          <w:lang w:val="en-GB"/>
-        </w:rPr>
-        <w:t xml:space="preserve">Preconditions: provide the system with the ON/OFF dataset to </w:t>
-      </w:r>
+          <w:numId w:val="17"/>
+        </w:numPr>
+      </w:pPr>
       <w:proofErr w:type="spellStart"/>
       <w:r>
-        <w:rPr>
-          <w:lang w:val="en-GB"/>
-        </w:rPr>
-        <w:t>analyze</w:t>
+        <w:t>Preconditions</w:t>
       </w:r>
       <w:proofErr w:type="spellEnd"/>
       <w:r>
-        <w:rPr>
-          <w:lang w:val="en-GB"/>
-        </w:rPr>
+        <w:t xml:space="preserve">: UC1 </w:t>
+      </w:r>
+      <w:proofErr w:type="spellStart"/>
+      <w:r>
+        <w:t>completed</w:t>
+      </w:r>
+      <w:proofErr w:type="spellEnd"/>
+      <w:r>
         <w:t>.</w:t>
       </w:r>
     </w:p>
@@ -241,17 +389,17 @@
         <w:pStyle w:val="Paragrafoelenco"/>
         <w:numPr>
           <w:ilvl w:val="0"/>
-          <w:numId w:val="16"/>
-        </w:numPr>
-        <w:rPr>
-          <w:lang w:val="en-GB"/>
-        </w:rPr>
-      </w:pPr>
-      <w:r>
-        <w:rPr>
-          <w:lang w:val="en-GB"/>
-        </w:rPr>
-        <w:t>Main flow: select directory → read metadata → validate ON/OFF structure.</w:t>
+          <w:numId w:val="17"/>
+        </w:numPr>
+        <w:rPr>
+          <w:lang w:val="en-GB"/>
+        </w:rPr>
+      </w:pPr>
+      <w:r>
+        <w:rPr>
+          <w:lang w:val="en-GB"/>
+        </w:rPr>
+        <w:t>Flow: open waterfall → extract signals/metadata → create candidate objects → append to list.</w:t>
       </w:r>
     </w:p>
     <w:p>
@@ -259,17 +407,17 @@
         <w:pStyle w:val="Paragrafoelenco"/>
         <w:numPr>
           <w:ilvl w:val="0"/>
-          <w:numId w:val="16"/>
-        </w:numPr>
-        <w:rPr>
-          <w:lang w:val="en-GB"/>
-        </w:rPr>
-      </w:pPr>
-      <w:r>
-        <w:rPr>
-          <w:lang w:val="en-GB"/>
-        </w:rPr>
-        <w:t>Postconditions: observation list loaded into memory.</w:t>
+          <w:numId w:val="17"/>
+        </w:numPr>
+        <w:rPr>
+          <w:lang w:val="en-GB"/>
+        </w:rPr>
+      </w:pPr>
+      <w:r>
+        <w:rPr>
+          <w:lang w:val="en-GB"/>
+        </w:rPr>
+        <w:t>Postconditions: candidate list ready for analysis.</w:t>
       </w:r>
     </w:p>
     <w:p>
@@ -277,65 +425,1262 @@
         <w:pStyle w:val="Paragrafoelenco"/>
         <w:numPr>
           <w:ilvl w:val="0"/>
-          <w:numId w:val="16"/>
-        </w:numPr>
-      </w:pPr>
+          <w:numId w:val="17"/>
+        </w:numPr>
+        <w:rPr>
+          <w:lang w:val="en-GB"/>
+        </w:rPr>
+      </w:pPr>
+      <w:r>
+        <w:rPr>
+          <w:lang w:val="en-GB"/>
+        </w:rPr>
+        <w:t>Exceptions: candidates cannot be generated or files are corrupted.</w:t>
+      </w:r>
+    </w:p>
+    <w:p>
+      <w:pPr>
+        <w:pStyle w:val="Titolo2"/>
+      </w:pPr>
+      <w:r>
+        <w:t xml:space="preserve">UC3 – </w:t>
+      </w:r>
       <w:proofErr w:type="spellStart"/>
       <w:r>
+        <w:t>Manage</w:t>
+      </w:r>
+      <w:proofErr w:type="spellEnd"/>
+      <w:r>
+        <w:t xml:space="preserve"> filters and models</w:t>
+      </w:r>
+    </w:p>
+    <w:p>
+      <w:pPr>
+        <w:pStyle w:val="Paragrafoelenco"/>
+        <w:numPr>
+          <w:ilvl w:val="0"/>
+          <w:numId w:val="18"/>
+        </w:numPr>
+      </w:pPr>
+      <w:r>
+        <w:t xml:space="preserve">Actors: </w:t>
+      </w:r>
+      <w:proofErr w:type="spellStart"/>
+      <w:r>
+        <w:t>Researcher</w:t>
+      </w:r>
+      <w:proofErr w:type="spellEnd"/>
+      <w:r>
+        <w:t>.</w:t>
+      </w:r>
+    </w:p>
+    <w:p>
+      <w:pPr>
+        <w:pStyle w:val="Paragrafoelenco"/>
+        <w:numPr>
+          <w:ilvl w:val="0"/>
+          <w:numId w:val="18"/>
+        </w:numPr>
+        <w:rPr>
+          <w:lang w:val="en-GB"/>
+        </w:rPr>
+      </w:pPr>
+      <w:r>
+        <w:rPr>
+          <w:lang w:val="en-GB"/>
+        </w:rPr>
+        <w:t>Goal: configure, save, and load the models used by the filters.</w:t>
+      </w:r>
+    </w:p>
+    <w:p>
+      <w:pPr>
+        <w:pStyle w:val="Paragrafoelenco"/>
+        <w:numPr>
+          <w:ilvl w:val="0"/>
+          <w:numId w:val="18"/>
+        </w:numPr>
+      </w:pPr>
+      <w:proofErr w:type="spellStart"/>
+      <w:r>
+        <w:t>Preconditions</w:t>
+      </w:r>
+      <w:proofErr w:type="spellEnd"/>
+      <w:r>
+        <w:t xml:space="preserve">: project directory </w:t>
+      </w:r>
+      <w:proofErr w:type="spellStart"/>
+      <w:r>
+        <w:t>writable</w:t>
+      </w:r>
+      <w:proofErr w:type="spellEnd"/>
+      <w:r>
+        <w:t>.</w:t>
+      </w:r>
+    </w:p>
+    <w:p>
+      <w:pPr>
+        <w:pStyle w:val="Paragrafoelenco"/>
+        <w:numPr>
+          <w:ilvl w:val="0"/>
+          <w:numId w:val="18"/>
+        </w:numPr>
+        <w:rPr>
+          <w:lang w:val="en-GB"/>
+        </w:rPr>
+      </w:pPr>
+      <w:r>
+        <w:rPr>
+          <w:lang w:val="en-GB"/>
+        </w:rPr>
+        <w:t>Flow: select filter → choose fit or load → set parameters → save or load.</w:t>
+      </w:r>
+    </w:p>
+    <w:p>
+      <w:pPr>
+        <w:pStyle w:val="Paragrafoelenco"/>
+        <w:numPr>
+          <w:ilvl w:val="0"/>
+          <w:numId w:val="18"/>
+        </w:numPr>
+        <w:rPr>
+          <w:lang w:val="en-GB"/>
+        </w:rPr>
+      </w:pPr>
+      <w:r>
+        <w:rPr>
+          <w:lang w:val="en-GB"/>
+        </w:rPr>
+        <w:lastRenderedPageBreak/>
+        <w:t>Postconditions: models available for subsequent computations.</w:t>
+      </w:r>
+    </w:p>
+    <w:p>
+      <w:pPr>
+        <w:pStyle w:val="Paragrafoelenco"/>
+        <w:numPr>
+          <w:ilvl w:val="0"/>
+          <w:numId w:val="18"/>
+        </w:numPr>
+        <w:rPr>
+          <w:lang w:val="en-GB"/>
+        </w:rPr>
+      </w:pPr>
+      <w:r>
+        <w:rPr>
+          <w:lang w:val="en-GB"/>
+        </w:rPr>
+        <w:t>Exceptions: model file not readable.</w:t>
+      </w:r>
+    </w:p>
+    <w:p>
+      <w:pPr>
+        <w:pStyle w:val="Titolo2"/>
+        <w:rPr>
+          <w:lang w:val="en-GB"/>
+        </w:rPr>
+      </w:pPr>
+      <w:r>
+        <w:rPr>
+          <w:lang w:val="en-GB"/>
+        </w:rPr>
+        <w:t>UC4 – Density filtering (UMAP + KDE)</w:t>
+      </w:r>
+    </w:p>
+    <w:p>
+      <w:pPr>
+        <w:pStyle w:val="Paragrafoelenco"/>
+        <w:numPr>
+          <w:ilvl w:val="0"/>
+          <w:numId w:val="19"/>
+        </w:numPr>
+      </w:pPr>
+      <w:r>
+        <w:t xml:space="preserve">Actors: </w:t>
+      </w:r>
+      <w:proofErr w:type="spellStart"/>
+      <w:r>
+        <w:t>Researcher</w:t>
+      </w:r>
+      <w:proofErr w:type="spellEnd"/>
+      <w:r>
+        <w:t>.</w:t>
+      </w:r>
+    </w:p>
+    <w:p>
+      <w:pPr>
+        <w:pStyle w:val="Paragrafoelenco"/>
+        <w:numPr>
+          <w:ilvl w:val="0"/>
+          <w:numId w:val="19"/>
+        </w:numPr>
+        <w:rPr>
+          <w:lang w:val="en-GB"/>
+        </w:rPr>
+      </w:pPr>
+      <w:r>
+        <w:rPr>
+          <w:lang w:val="en-GB"/>
+        </w:rPr>
+        <w:t>Goal: filter candidates based on density in UMAP space, identifying regions with high probability of RFI.</w:t>
+      </w:r>
+    </w:p>
+    <w:p>
+      <w:pPr>
+        <w:pStyle w:val="Paragrafoelenco"/>
+        <w:numPr>
+          <w:ilvl w:val="0"/>
+          <w:numId w:val="19"/>
+        </w:numPr>
+        <w:rPr>
+          <w:lang w:val="en-GB"/>
+        </w:rPr>
+      </w:pPr>
+      <w:r>
+        <w:rPr>
+          <w:lang w:val="en-GB"/>
+        </w:rPr>
+        <w:t>Preconditions: UC2 and UC3 completed.</w:t>
+      </w:r>
+    </w:p>
+    <w:p>
+      <w:pPr>
+        <w:pStyle w:val="Paragrafoelenco"/>
+        <w:numPr>
+          <w:ilvl w:val="0"/>
+          <w:numId w:val="19"/>
+        </w:numPr>
+        <w:rPr>
+          <w:lang w:val="en-GB"/>
+        </w:rPr>
+      </w:pPr>
+      <w:r>
+        <w:rPr>
+          <w:lang w:val="en-GB"/>
+        </w:rPr>
+        <w:t>Flow: feature extraction → UMAP projection → density estimation (KDE) → select promoted candidates.</w:t>
+      </w:r>
+    </w:p>
+    <w:p>
+      <w:pPr>
+        <w:pStyle w:val="Paragrafoelenco"/>
+        <w:numPr>
+          <w:ilvl w:val="0"/>
+          <w:numId w:val="19"/>
+        </w:numPr>
+        <w:rPr>
+          <w:lang w:val="en-GB"/>
+        </w:rPr>
+      </w:pPr>
+      <w:r>
+        <w:rPr>
+          <w:lang w:val="en-GB"/>
+        </w:rPr>
+        <w:t>Postconditions: set of candidates that pass density filtering.</w:t>
+      </w:r>
+    </w:p>
+    <w:p>
+      <w:pPr>
+        <w:pStyle w:val="Paragrafoelenco"/>
+        <w:numPr>
+          <w:ilvl w:val="0"/>
+          <w:numId w:val="19"/>
+        </w:numPr>
+      </w:pPr>
+      <w:proofErr w:type="spellStart"/>
+      <w:r>
         <w:t>Exceptions</w:t>
       </w:r>
       <w:proofErr w:type="spellEnd"/>
       <w:r>
+        <w:t>: non-comparable data.</w:t>
+      </w:r>
+    </w:p>
+    <w:p>
+      <w:pPr>
+        <w:pStyle w:val="Titolo2"/>
+      </w:pPr>
+      <w:r>
+        <w:t>UC5 – Compute frequency</w:t>
+      </w:r>
+    </w:p>
+    <w:p>
+      <w:pPr>
+        <w:pStyle w:val="Paragrafoelenco"/>
+        <w:numPr>
+          <w:ilvl w:val="0"/>
+          <w:numId w:val="20"/>
+        </w:numPr>
+      </w:pPr>
+      <w:r>
+        <w:t xml:space="preserve">Actors: </w:t>
+      </w:r>
+      <w:proofErr w:type="spellStart"/>
+      <w:r>
+        <w:t>Researcher</w:t>
+      </w:r>
+      <w:proofErr w:type="spellEnd"/>
+      <w:r>
+        <w:t>.</w:t>
+      </w:r>
+    </w:p>
+    <w:p>
+      <w:pPr>
+        <w:pStyle w:val="Paragrafoelenco"/>
+        <w:numPr>
+          <w:ilvl w:val="0"/>
+          <w:numId w:val="20"/>
+        </w:numPr>
+        <w:rPr>
+          <w:lang w:val="en-GB"/>
+        </w:rPr>
+      </w:pPr>
+      <w:r>
+        <w:rPr>
+          <w:lang w:val="en-GB"/>
+        </w:rPr>
+        <w:t>Goal: estimate a frequency score using a GMM model, identifying candidates in rare spectral regions compared to the noise distribution.</w:t>
+      </w:r>
+    </w:p>
+    <w:p>
+      <w:pPr>
+        <w:pStyle w:val="Paragrafoelenco"/>
+        <w:numPr>
+          <w:ilvl w:val="0"/>
+          <w:numId w:val="20"/>
+        </w:numPr>
+        <w:rPr>
+          <w:lang w:val="en-GB"/>
+        </w:rPr>
+      </w:pPr>
+      <w:r>
+        <w:rPr>
+          <w:lang w:val="en-GB"/>
+        </w:rPr>
+        <w:t>Preconditions: UC3 and UC4 completed.</w:t>
+      </w:r>
+    </w:p>
+    <w:p>
+      <w:pPr>
+        <w:pStyle w:val="Paragrafoelenco"/>
+        <w:numPr>
+          <w:ilvl w:val="0"/>
+          <w:numId w:val="20"/>
+        </w:numPr>
+        <w:rPr>
+          <w:lang w:val="en-GB"/>
+        </w:rPr>
+      </w:pPr>
+      <w:r>
+        <w:rPr>
+          <w:lang w:val="en-GB"/>
+        </w:rPr>
+        <w:t>Flow: frequency feature extraction → apply GMM → compute probability/density → generate score.</w:t>
+      </w:r>
+    </w:p>
+    <w:p>
+      <w:pPr>
+        <w:pStyle w:val="Paragrafoelenco"/>
+        <w:numPr>
+          <w:ilvl w:val="0"/>
+          <w:numId w:val="20"/>
+        </w:numPr>
+        <w:rPr>
+          <w:lang w:val="en-GB"/>
+        </w:rPr>
+      </w:pPr>
+      <w:r>
+        <w:rPr>
+          <w:lang w:val="en-GB"/>
+        </w:rPr>
+        <w:t>Postconditions: frequency score associated with each candidate.</w:t>
+      </w:r>
+    </w:p>
+    <w:p>
+      <w:pPr>
+        <w:pStyle w:val="Paragrafoelenco"/>
+        <w:numPr>
+          <w:ilvl w:val="0"/>
+          <w:numId w:val="20"/>
+        </w:numPr>
+        <w:rPr>
+          <w:lang w:val="en-GB"/>
+        </w:rPr>
+      </w:pPr>
+      <w:r>
+        <w:rPr>
+          <w:lang w:val="en-GB"/>
+        </w:rPr>
+        <w:t>Exceptions: GMM non-convergence; invalid parameters.</w:t>
+      </w:r>
+    </w:p>
+    <w:p>
+      <w:pPr>
+        <w:pStyle w:val="Titolo2"/>
+      </w:pPr>
+      <w:r>
+        <w:t xml:space="preserve">UC6 – Compute ON/OFF </w:t>
+      </w:r>
+      <w:proofErr w:type="spellStart"/>
+      <w:r>
+        <w:t>similarity</w:t>
+      </w:r>
+      <w:proofErr w:type="spellEnd"/>
+    </w:p>
+    <w:p>
+      <w:pPr>
+        <w:pStyle w:val="Paragrafoelenco"/>
+        <w:numPr>
+          <w:ilvl w:val="0"/>
+          <w:numId w:val="21"/>
+        </w:numPr>
+      </w:pPr>
+      <w:r>
+        <w:t xml:space="preserve">Actors: </w:t>
+      </w:r>
+      <w:proofErr w:type="spellStart"/>
+      <w:r>
+        <w:t>Researcher</w:t>
+      </w:r>
+      <w:proofErr w:type="spellEnd"/>
+      <w:r>
+        <w:t>.</w:t>
+      </w:r>
+    </w:p>
+    <w:p>
+      <w:pPr>
+        <w:pStyle w:val="Paragrafoelenco"/>
+        <w:numPr>
+          <w:ilvl w:val="0"/>
+          <w:numId w:val="21"/>
+        </w:numPr>
+        <w:rPr>
+          <w:lang w:val="en-GB"/>
+        </w:rPr>
+      </w:pPr>
+      <w:r>
+        <w:rPr>
+          <w:lang w:val="en-GB"/>
+        </w:rPr>
+        <w:t>Goal: compare ON and OFF panels to reduce false positives, producing a similarity score independent of the frequency score.</w:t>
+      </w:r>
+    </w:p>
+    <w:p>
+      <w:pPr>
+        <w:pStyle w:val="Paragrafoelenco"/>
+        <w:numPr>
+          <w:ilvl w:val="0"/>
+          <w:numId w:val="21"/>
+        </w:numPr>
+        <w:rPr>
+          <w:lang w:val="en-GB"/>
+        </w:rPr>
+      </w:pPr>
+      <w:r>
+        <w:rPr>
+          <w:lang w:val="en-GB"/>
+        </w:rPr>
+        <w:t>Preconditions: UC3 and UC4 completed.</w:t>
+      </w:r>
+    </w:p>
+    <w:p>
+      <w:pPr>
+        <w:pStyle w:val="Paragrafoelenco"/>
+        <w:numPr>
+          <w:ilvl w:val="0"/>
+          <w:numId w:val="21"/>
+        </w:numPr>
+        <w:rPr>
+          <w:lang w:val="en-GB"/>
+        </w:rPr>
+      </w:pPr>
+      <w:r>
+        <w:rPr>
+          <w:lang w:val="en-GB"/>
+        </w:rPr>
+        <w:t>Flow: ON/OFF pairing → feature extraction → UMAP projection → distance/similarity computation → score generation.</w:t>
+      </w:r>
+    </w:p>
+    <w:p>
+      <w:pPr>
+        <w:pStyle w:val="Paragrafoelenco"/>
+        <w:numPr>
+          <w:ilvl w:val="0"/>
+          <w:numId w:val="21"/>
+        </w:numPr>
+        <w:rPr>
+          <w:lang w:val="en-GB"/>
+        </w:rPr>
+      </w:pPr>
+      <w:r>
+        <w:rPr>
+          <w:lang w:val="en-GB"/>
+        </w:rPr>
+        <w:t>Postconditions: similarity score associated with each candidate.</w:t>
+      </w:r>
+    </w:p>
+    <w:p>
+      <w:pPr>
+        <w:pStyle w:val="Paragrafoelenco"/>
+        <w:numPr>
+          <w:ilvl w:val="0"/>
+          <w:numId w:val="21"/>
+        </w:numPr>
+        <w:rPr>
+          <w:lang w:val="en-GB"/>
+        </w:rPr>
+      </w:pPr>
+      <w:r>
+        <w:rPr>
+          <w:lang w:val="en-GB"/>
+        </w:rPr>
+        <w:t>Exceptions: mismatch or missing ON/OFF pairs.</w:t>
+      </w:r>
+    </w:p>
+    <w:p>
+      <w:pPr>
+        <w:pStyle w:val="Titolo2"/>
+        <w:rPr>
+          <w:lang w:val="en-GB"/>
+        </w:rPr>
+      </w:pPr>
+      <w:r>
+        <w:rPr>
+          <w:lang w:val="en-GB"/>
+        </w:rPr>
+        <w:t xml:space="preserve">UC7 – Generate ranking and inspect </w:t>
+      </w:r>
+      <w:proofErr w:type="gramStart"/>
+      <w:r>
+        <w:rPr>
+          <w:lang w:val="en-GB"/>
+        </w:rPr>
+        <w:t>Top-K</w:t>
+      </w:r>
+      <w:proofErr w:type="gramEnd"/>
+    </w:p>
+    <w:p>
+      <w:pPr>
+        <w:pStyle w:val="Paragrafoelenco"/>
+        <w:numPr>
+          <w:ilvl w:val="0"/>
+          <w:numId w:val="22"/>
+        </w:numPr>
+      </w:pPr>
+      <w:r>
+        <w:t xml:space="preserve">Actors: </w:t>
+      </w:r>
+      <w:proofErr w:type="spellStart"/>
+      <w:r>
+        <w:t>Researcher</w:t>
+      </w:r>
+      <w:proofErr w:type="spellEnd"/>
+      <w:r>
+        <w:t>.</w:t>
+      </w:r>
+    </w:p>
+    <w:p>
+      <w:pPr>
+        <w:pStyle w:val="Paragrafoelenco"/>
+        <w:numPr>
+          <w:ilvl w:val="0"/>
+          <w:numId w:val="22"/>
+        </w:numPr>
+        <w:rPr>
+          <w:lang w:val="en-GB"/>
+        </w:rPr>
+      </w:pPr>
+      <w:r>
+        <w:rPr>
+          <w:lang w:val="en-GB"/>
+        </w:rPr>
+        <w:t xml:space="preserve">Goal: aggregate frequency and similarity scores to produce the final candidate ranking and the most significant </w:t>
+      </w:r>
+      <w:proofErr w:type="gramStart"/>
+      <w:r>
+        <w:rPr>
+          <w:lang w:val="en-GB"/>
+        </w:rPr>
+        <w:t>Top-K.</w:t>
+      </w:r>
+      <w:proofErr w:type="gramEnd"/>
+    </w:p>
+    <w:p>
+      <w:pPr>
+        <w:pStyle w:val="Paragrafoelenco"/>
+        <w:numPr>
+          <w:ilvl w:val="0"/>
+          <w:numId w:val="22"/>
+        </w:numPr>
+        <w:rPr>
+          <w:lang w:val="en-GB"/>
+        </w:rPr>
+      </w:pPr>
+      <w:r>
+        <w:rPr>
+          <w:lang w:val="en-GB"/>
+        </w:rPr>
+        <w:t>Preconditions: UC5 and UC6 completed.</w:t>
+      </w:r>
+    </w:p>
+    <w:p>
+      <w:pPr>
+        <w:pStyle w:val="Paragrafoelenco"/>
+        <w:numPr>
+          <w:ilvl w:val="0"/>
+          <w:numId w:val="22"/>
+        </w:numPr>
+        <w:rPr>
+          <w:lang w:val="en-GB"/>
+        </w:rPr>
+      </w:pPr>
+      <w:r>
+        <w:rPr>
+          <w:lang w:val="en-GB"/>
+        </w:rPr>
+        <w:t xml:space="preserve">Flow: sorting → score aggregation → </w:t>
+      </w:r>
+      <w:proofErr w:type="gramStart"/>
+      <w:r>
+        <w:rPr>
+          <w:lang w:val="en-GB"/>
+        </w:rPr>
+        <w:t>Top-K</w:t>
+      </w:r>
+      <w:proofErr w:type="gramEnd"/>
+      <w:r>
+        <w:rPr>
+          <w:lang w:val="en-GB"/>
+        </w:rPr>
+        <w:t xml:space="preserve"> selection → export results/logs/figures.</w:t>
+      </w:r>
+    </w:p>
+    <w:p>
+      <w:pPr>
+        <w:pStyle w:val="Paragrafoelenco"/>
+        <w:numPr>
+          <w:ilvl w:val="0"/>
+          <w:numId w:val="22"/>
+        </w:numPr>
+        <w:rPr>
+          <w:lang w:val="en-GB"/>
+        </w:rPr>
+      </w:pPr>
+      <w:r>
+        <w:rPr>
+          <w:lang w:val="en-GB"/>
+        </w:rPr>
+        <w:t xml:space="preserve">Postconditions: full ranking saved; </w:t>
+      </w:r>
+      <w:proofErr w:type="gramStart"/>
+      <w:r>
+        <w:rPr>
+          <w:lang w:val="en-GB"/>
+        </w:rPr>
+        <w:t>Top-K</w:t>
+      </w:r>
+      <w:proofErr w:type="gramEnd"/>
+      <w:r>
+        <w:rPr>
+          <w:lang w:val="en-GB"/>
+        </w:rPr>
+        <w:t xml:space="preserve"> available for inspection.</w:t>
+      </w:r>
+    </w:p>
+    <w:p>
+      <w:pPr>
+        <w:pStyle w:val="Paragrafoelenco"/>
+        <w:numPr>
+          <w:ilvl w:val="0"/>
+          <w:numId w:val="22"/>
+        </w:numPr>
+        <w:rPr>
+          <w:lang w:val="en-GB"/>
+        </w:rPr>
+      </w:pPr>
+      <w:r>
+        <w:rPr>
+          <w:lang w:val="en-GB"/>
+        </w:rPr>
+        <w:t>Exceptions: K &gt; N; output write error; missing scores.</w:t>
+      </w:r>
+    </w:p>
+    <w:p>
+      <w:pPr>
+        <w:pStyle w:val="Titolo2"/>
+      </w:pPr>
+      <w:r>
+        <w:lastRenderedPageBreak/>
+        <w:t xml:space="preserve">UC8 – </w:t>
+      </w:r>
+      <w:proofErr w:type="spellStart"/>
+      <w:r>
+        <w:t>Autoencoder</w:t>
+      </w:r>
+      <w:proofErr w:type="spellEnd"/>
+      <w:r>
+        <w:t xml:space="preserve"> Filtering</w:t>
+      </w:r>
+    </w:p>
+    <w:p>
+      <w:pPr>
+        <w:numPr>
+          <w:ilvl w:val="0"/>
+          <w:numId w:val="25"/>
+        </w:numPr>
+      </w:pPr>
+      <w:r>
+        <w:t xml:space="preserve">Actors: </w:t>
+      </w:r>
+      <w:proofErr w:type="spellStart"/>
+      <w:r>
+        <w:t>Researcher</w:t>
+      </w:r>
+      <w:proofErr w:type="spellEnd"/>
+      <w:r>
+        <w:t>.</w:t>
+      </w:r>
+    </w:p>
+    <w:p>
+      <w:pPr>
+        <w:numPr>
+          <w:ilvl w:val="0"/>
+          <w:numId w:val="25"/>
+        </w:numPr>
+        <w:rPr>
+          <w:lang w:val="en-GB"/>
+        </w:rPr>
+      </w:pPr>
+      <w:r>
+        <w:rPr>
+          <w:lang w:val="en-GB"/>
+        </w:rPr>
+        <w:t>Goal: filter candidates using a generative autoencoder model, assigning an anomaly score based on reconstruction error.</w:t>
+      </w:r>
+    </w:p>
+    <w:p>
+      <w:pPr>
+        <w:numPr>
+          <w:ilvl w:val="0"/>
+          <w:numId w:val="25"/>
+        </w:numPr>
+        <w:rPr>
+          <w:lang w:val="en-GB"/>
+        </w:rPr>
+      </w:pPr>
+      <w:r>
+        <w:rPr>
+          <w:lang w:val="en-GB"/>
+        </w:rPr>
+        <w:t>Preconditions: UC2 and UC3 completed.</w:t>
+      </w:r>
+    </w:p>
+    <w:p>
+      <w:pPr>
+        <w:numPr>
+          <w:ilvl w:val="0"/>
+          <w:numId w:val="25"/>
+        </w:numPr>
+        <w:rPr>
+          <w:lang w:val="en-GB"/>
+        </w:rPr>
+      </w:pPr>
+      <w:r>
+        <w:rPr>
+          <w:lang w:val="en-GB"/>
+        </w:rPr>
+        <w:t>Flow: load autoencoder model → encode candidate → reconstruct → compute reconstruction error → assign anomaly score → select promoted candidates.</w:t>
+      </w:r>
+    </w:p>
+    <w:p>
+      <w:pPr>
+        <w:numPr>
+          <w:ilvl w:val="0"/>
+          <w:numId w:val="25"/>
+        </w:numPr>
+        <w:rPr>
+          <w:lang w:val="en-GB"/>
+        </w:rPr>
+      </w:pPr>
+      <w:r>
+        <w:rPr>
+          <w:lang w:val="en-GB"/>
+        </w:rPr>
+        <w:t>Postconditions: set of candidates that pass autoencoder filtering.</w:t>
+      </w:r>
+    </w:p>
+    <w:p>
+      <w:pPr>
+        <w:numPr>
+          <w:ilvl w:val="0"/>
+          <w:numId w:val="25"/>
+        </w:numPr>
+        <w:rPr>
+          <w:lang w:val="en-GB"/>
+        </w:rPr>
+      </w:pPr>
+      <w:r>
+        <w:rPr>
+          <w:lang w:val="en-GB"/>
+        </w:rPr>
+        <w:t>Exceptions: model not trained; reconstruction error computation failed.</w:t>
+      </w:r>
+    </w:p>
+    <w:p>
+      <w:pPr>
+        <w:numPr>
+          <w:ilvl w:val="0"/>
+          <w:numId w:val="25"/>
+        </w:numPr>
+        <w:rPr>
+          <w:lang w:val="en-GB"/>
+        </w:rPr>
+      </w:pPr>
+      <w:r>
+        <w:rPr>
+          <w:lang w:val="en-GB"/>
+        </w:rPr>
+        <w:t>Note: alternative to UC4 (Density Filtering) as first-stage filter.</w:t>
+      </w:r>
+    </w:p>
+    <w:p>
+      <w:pPr>
+        <w:pStyle w:val="Titolo2"/>
+      </w:pPr>
+      <w:r>
+        <w:t>UC9 – UMAP Reverse Search</w:t>
+      </w:r>
+    </w:p>
+    <w:p>
+      <w:pPr>
+        <w:numPr>
+          <w:ilvl w:val="0"/>
+          <w:numId w:val="26"/>
+        </w:numPr>
+      </w:pPr>
+      <w:r>
+        <w:t xml:space="preserve">Actors: </w:t>
+      </w:r>
+      <w:proofErr w:type="spellStart"/>
+      <w:r>
+        <w:t>Researcher</w:t>
+      </w:r>
+      <w:proofErr w:type="spellEnd"/>
+      <w:r>
+        <w:t>.</w:t>
+      </w:r>
+    </w:p>
+    <w:p>
+      <w:pPr>
+        <w:numPr>
+          <w:ilvl w:val="0"/>
+          <w:numId w:val="26"/>
+        </w:numPr>
+        <w:rPr>
+          <w:lang w:val="en-GB"/>
+        </w:rPr>
+      </w:pPr>
+      <w:r>
+        <w:rPr>
+          <w:lang w:val="en-GB"/>
+        </w:rPr>
+        <w:t>Goal: interactively explore the UMAP latent space to inspect the position of real candidates relative to simulated categories and find morphologically similar candidates.</w:t>
+      </w:r>
+    </w:p>
+    <w:p>
+      <w:pPr>
+        <w:numPr>
+          <w:ilvl w:val="0"/>
+          <w:numId w:val="26"/>
+        </w:numPr>
+        <w:rPr>
+          <w:lang w:val="en-GB"/>
+        </w:rPr>
+      </w:pPr>
+      <w:r>
+        <w:rPr>
+          <w:lang w:val="en-GB"/>
+        </w:rPr>
+        <w:t>Preconditions: UC4 completed (UMAP model must be trained).</w:t>
+      </w:r>
+    </w:p>
+    <w:p>
+      <w:pPr>
+        <w:numPr>
+          <w:ilvl w:val="0"/>
+          <w:numId w:val="26"/>
+        </w:numPr>
+        <w:rPr>
+          <w:lang w:val="en-GB"/>
+        </w:rPr>
+      </w:pPr>
+      <w:r>
+        <w:rPr>
+          <w:lang w:val="en-GB"/>
+        </w:rPr>
+        <w:t xml:space="preserve">Flow: load trained UMAP model → project real candidates via CC features → render interactive plot → optionally query nearest </w:t>
+      </w:r>
+      <w:proofErr w:type="spellStart"/>
+      <w:r>
+        <w:rPr>
+          <w:lang w:val="en-GB"/>
+        </w:rPr>
+        <w:t>neighbors</w:t>
+      </w:r>
+      <w:proofErr w:type="spellEnd"/>
+      <w:r>
+        <w:rPr>
+          <w:lang w:val="en-GB"/>
+        </w:rPr>
+        <w:t xml:space="preserve"> by Euclidean radius.</w:t>
+      </w:r>
+    </w:p>
+    <w:p>
+      <w:pPr>
+        <w:numPr>
+          <w:ilvl w:val="0"/>
+          <w:numId w:val="26"/>
+        </w:numPr>
+        <w:rPr>
+          <w:lang w:val="en-GB"/>
+        </w:rPr>
+      </w:pPr>
+      <w:r>
+        <w:rPr>
+          <w:lang w:val="en-GB"/>
+        </w:rPr>
+        <w:t xml:space="preserve">Postconditions: interactive plot available; </w:t>
+      </w:r>
+      <w:proofErr w:type="spellStart"/>
+      <w:r>
+        <w:rPr>
+          <w:lang w:val="en-GB"/>
+        </w:rPr>
+        <w:t>neighbor</w:t>
+      </w:r>
+      <w:proofErr w:type="spellEnd"/>
+      <w:r>
+        <w:rPr>
+          <w:lang w:val="en-GB"/>
+        </w:rPr>
+        <w:t xml:space="preserve"> list returned on request.</w:t>
+      </w:r>
+    </w:p>
+    <w:p>
+      <w:pPr>
+        <w:numPr>
+          <w:ilvl w:val="0"/>
+          <w:numId w:val="26"/>
+        </w:numPr>
+        <w:rPr>
+          <w:lang w:val="en-GB"/>
+        </w:rPr>
+      </w:pPr>
+      <w:r>
+        <w:rPr>
+          <w:lang w:val="en-GB"/>
+        </w:rPr>
+        <w:t>Exceptions: UMAP model not found; no real candidates available.</w:t>
+      </w:r>
+    </w:p>
+    <w:p>
+      <w:pPr>
+        <w:pStyle w:val="Titolo2"/>
+        <w:rPr>
+          <w:lang w:val="en-GB"/>
+        </w:rPr>
+      </w:pPr>
+      <w:r>
+        <w:rPr>
+          <w:lang w:val="en-GB"/>
+        </w:rPr>
+        <w:t>Relationships (as in the diagram)</w:t>
+      </w:r>
+    </w:p>
+    <w:p>
+      <w:pPr>
+        <w:pStyle w:val="Paragrafoelenco"/>
+        <w:numPr>
+          <w:ilvl w:val="0"/>
+          <w:numId w:val="23"/>
+        </w:numPr>
+        <w:rPr>
+          <w:lang w:val="en-GB"/>
+        </w:rPr>
+      </w:pPr>
+      <w:r>
+        <w:rPr>
+          <w:lang w:val="en-GB"/>
+        </w:rPr>
+        <w:t>Researcher ↔ UC</w:t>
+      </w:r>
+      <w:proofErr w:type="gramStart"/>
+      <w:r>
+        <w:rPr>
+          <w:lang w:val="en-GB"/>
+        </w:rPr>
+        <w:t>1..</w:t>
+      </w:r>
+      <w:proofErr w:type="gramEnd"/>
+      <w:r>
+        <w:rPr>
+          <w:lang w:val="en-GB"/>
+        </w:rPr>
+        <w:t>UC</w:t>
+      </w:r>
+      <w:r>
+        <w:rPr>
+          <w:lang w:val="en-GB"/>
+        </w:rPr>
+        <w:t>9</w:t>
+      </w:r>
+      <w:r>
+        <w:rPr>
+          <w:lang w:val="en-GB"/>
+        </w:rPr>
+        <w:t xml:space="preserve"> (direct associations).</w:t>
+      </w:r>
+    </w:p>
+    <w:p>
+      <w:pPr>
+        <w:pStyle w:val="Paragrafoelenco"/>
+        <w:numPr>
+          <w:ilvl w:val="0"/>
+          <w:numId w:val="23"/>
+        </w:numPr>
+        <w:spacing w:after="0" w:line="240" w:lineRule="auto"/>
+        <w:rPr>
+          <w:rFonts w:eastAsia="Times New Roman" w:cs="Times New Roman"/>
+          <w:kern w:val="0"/>
+          <w:lang w:val="en-GB" w:eastAsia="it-IT"/>
+          <w14:ligatures w14:val="none"/>
+        </w:rPr>
+      </w:pPr>
+      <w:r>
+        <w:rPr>
+          <w:rFonts w:eastAsia="Times New Roman" w:cs="Times New Roman"/>
+          <w:kern w:val="0"/>
+          <w:lang w:val="en-GB" w:eastAsia="it-IT"/>
+          <w14:ligatures w14:val="none"/>
+        </w:rPr>
+        <w:t xml:space="preserve">UC7 «include» UC5 (Frequency Filtering). </w:t>
+      </w:r>
+    </w:p>
+    <w:p>
+      <w:pPr>
+        <w:pStyle w:val="Paragrafoelenco"/>
+        <w:numPr>
+          <w:ilvl w:val="0"/>
+          <w:numId w:val="23"/>
+        </w:numPr>
+        <w:spacing w:after="0" w:line="240" w:lineRule="auto"/>
+        <w:rPr>
+          <w:rFonts w:eastAsia="Times New Roman" w:cs="Times New Roman"/>
+          <w:kern w:val="0"/>
+          <w:lang w:val="en-GB" w:eastAsia="it-IT"/>
+          <w14:ligatures w14:val="none"/>
+        </w:rPr>
+      </w:pPr>
+      <w:r>
+        <w:rPr>
+          <w:rFonts w:eastAsia="Times New Roman" w:cs="Times New Roman"/>
+          <w:kern w:val="0"/>
+          <w:lang w:val="en-GB" w:eastAsia="it-IT"/>
+          <w14:ligatures w14:val="none"/>
+        </w:rPr>
+        <w:t xml:space="preserve">UC7 «include» UC6 (Similarity Filtering). </w:t>
+      </w:r>
+    </w:p>
+    <w:p>
+      <w:pPr>
+        <w:pStyle w:val="Paragrafoelenco"/>
+        <w:numPr>
+          <w:ilvl w:val="0"/>
+          <w:numId w:val="23"/>
+        </w:numPr>
+        <w:rPr>
+          <w:lang w:val="en-GB"/>
+        </w:rPr>
+      </w:pPr>
+      <w:r>
+        <w:rPr>
+          <w:rFonts w:eastAsia="Times New Roman" w:cs="Times New Roman"/>
+          <w:kern w:val="0"/>
+          <w:lang w:val="en-GB" w:eastAsia="it-IT"/>
+          <w14:ligatures w14:val="none"/>
+        </w:rPr>
+        <w:t xml:space="preserve">Note: </w:t>
+      </w:r>
+      <w:proofErr w:type="gramStart"/>
+      <w:r>
+        <w:rPr>
+          <w:rFonts w:eastAsia="Times New Roman" w:cs="Times New Roman"/>
+          <w:kern w:val="0"/>
+          <w:lang w:val="en-GB" w:eastAsia="it-IT"/>
+          <w14:ligatures w14:val="none"/>
+        </w:rPr>
+        <w:t>the</w:t>
+      </w:r>
+      <w:proofErr w:type="gramEnd"/>
+      <w:r>
+        <w:rPr>
+          <w:rFonts w:eastAsia="Times New Roman" w:cs="Times New Roman"/>
+          <w:kern w:val="0"/>
+          <w:lang w:val="en-GB" w:eastAsia="it-IT"/>
+          <w14:ligatures w14:val="none"/>
+        </w:rPr>
+        <w:t xml:space="preserve"> Researcher selects either UC4 (Density Filtering) or UC8 (Autoencoder Filtering) as the first-stage filter before proceeding to ranking.</w:t>
+      </w:r>
+    </w:p>
+    <w:p>
+      <w:pPr>
+        <w:pStyle w:val="Titolo2"/>
+      </w:pPr>
+      <w:proofErr w:type="spellStart"/>
+      <w:r>
+        <w:t>Traced</w:t>
+      </w:r>
+      <w:proofErr w:type="spellEnd"/>
+      <w:r>
+        <w:t xml:space="preserve"> </w:t>
+      </w:r>
+      <w:proofErr w:type="spellStart"/>
+      <w:r>
+        <w:t>Requirements</w:t>
+      </w:r>
+      <w:proofErr w:type="spellEnd"/>
+    </w:p>
+    <w:p>
+      <w:pPr>
+        <w:pStyle w:val="Paragrafoelenco"/>
+        <w:numPr>
+          <w:ilvl w:val="0"/>
+          <w:numId w:val="24"/>
+        </w:numPr>
+        <w:rPr>
+          <w:lang w:val="en-GB"/>
+        </w:rPr>
+      </w:pPr>
+      <w:r>
+        <w:rPr>
+          <w:lang w:val="en-GB"/>
+        </w:rPr>
+        <w:t xml:space="preserve">R1: anomaly ranking and </w:t>
+      </w:r>
+      <w:proofErr w:type="gramStart"/>
+      <w:r>
+        <w:rPr>
+          <w:lang w:val="en-GB"/>
+        </w:rPr>
+        <w:t>Top-K</w:t>
+      </w:r>
+      <w:proofErr w:type="gramEnd"/>
+      <w:r>
+        <w:rPr>
+          <w:lang w:val="en-GB"/>
+        </w:rPr>
+        <w:t xml:space="preserve"> (UC7).</w:t>
+      </w:r>
+    </w:p>
+    <w:p>
+      <w:pPr>
+        <w:pStyle w:val="Paragrafoelenco"/>
+        <w:numPr>
+          <w:ilvl w:val="0"/>
+          <w:numId w:val="24"/>
+        </w:numPr>
+        <w:rPr>
+          <w:lang w:val="en-GB"/>
+        </w:rPr>
+      </w:pPr>
+      <w:r>
+        <w:rPr>
+          <w:lang w:val="en-GB"/>
+        </w:rPr>
+        <w:t xml:space="preserve">R2: </w:t>
+      </w:r>
+      <w:r>
+        <w:rPr>
+          <w:lang w:val="en-GB"/>
+        </w:rPr>
+        <w:t>first-stage filter and two scoring filters (UC4 or UC8, UC5, UC6)</w:t>
+      </w:r>
+      <w:r>
+        <w:rPr>
+          <w:lang w:val="en-GB"/>
+        </w:rPr>
+        <w:t>.</w:t>
+      </w:r>
+    </w:p>
+    <w:p>
+      <w:pPr>
+        <w:pStyle w:val="Paragrafoelenco"/>
+        <w:numPr>
+          <w:ilvl w:val="0"/>
+          <w:numId w:val="24"/>
+        </w:numPr>
+        <w:rPr>
+          <w:lang w:val="en-GB"/>
+        </w:rPr>
+      </w:pPr>
+      <w:r>
+        <w:rPr>
+          <w:lang w:val="en-GB"/>
+        </w:rPr>
+        <w:t>R3: setup and management of filters and models with versioning (UC3).</w:t>
+      </w:r>
+    </w:p>
+    <w:p>
+      <w:pPr>
+        <w:pStyle w:val="Paragrafoelenco"/>
+        <w:numPr>
+          <w:ilvl w:val="0"/>
+          <w:numId w:val="24"/>
+        </w:numPr>
+        <w:rPr>
+          <w:lang w:val="en-GB"/>
+        </w:rPr>
+      </w:pPr>
+      <w:r>
+        <w:rPr>
+          <w:lang w:val="en-GB"/>
+        </w:rPr>
+        <w:t>R4</w:t>
+      </w:r>
+      <w:r>
+        <w:rPr>
+          <w:lang w:val="en-GB"/>
+        </w:rPr>
         <w:t xml:space="preserve">: </w:t>
       </w:r>
-      <w:proofErr w:type="spellStart"/>
-      <w:r>
-        <w:t>missing</w:t>
-      </w:r>
-      <w:proofErr w:type="spellEnd"/>
-      <w:r>
-        <w:t>/</w:t>
-      </w:r>
-      <w:proofErr w:type="spellStart"/>
-      <w:r>
-        <w:t>corrupted</w:t>
-      </w:r>
-      <w:proofErr w:type="spellEnd"/>
-      <w:r>
-        <w:t xml:space="preserve"> files.</w:t>
-      </w:r>
-    </w:p>
-    <w:p>
-      <w:pPr>
-        <w:pStyle w:val="Titolo2"/>
-      </w:pPr>
-      <w:r>
-        <w:t xml:space="preserve">UC2 – Generate </w:t>
-      </w:r>
-      <w:proofErr w:type="spellStart"/>
-      <w:r>
-        <w:t>candidates</w:t>
-      </w:r>
-      <w:proofErr w:type="spellEnd"/>
+      <w:r>
+        <w:rPr>
+          <w:lang w:val="en-GB"/>
+        </w:rPr>
+        <w:t>configurable parameters and logging (UC1–UC9)</w:t>
+      </w:r>
+      <w:r>
+        <w:rPr>
+          <w:lang w:val="en-GB"/>
+        </w:rPr>
+        <w:t>.</w:t>
+      </w:r>
     </w:p>
     <w:p>
       <w:pPr>
         <w:pStyle w:val="Paragrafoelenco"/>
         <w:numPr>
           <w:ilvl w:val="0"/>
-          <w:numId w:val="17"/>
-        </w:numPr>
-      </w:pPr>
-      <w:r>
-        <w:t xml:space="preserve">Actors: </w:t>
-      </w:r>
-      <w:proofErr w:type="spellStart"/>
-      <w:r>
-        <w:t>Researcher</w:t>
-      </w:r>
-      <w:proofErr w:type="spellEnd"/>
-      <w:r>
-        <w:t>.</w:t>
+          <w:numId w:val="24"/>
+        </w:numPr>
+        <w:rPr>
+          <w:lang w:val="en-GB"/>
+        </w:rPr>
+      </w:pPr>
+      <w:r>
+        <w:rPr>
+          <w:lang w:val="en-GB"/>
+        </w:rPr>
+        <w:t>R5: reproducibility of results and artifacts (UC7).</w:t>
       </w:r>
     </w:p>
     <w:p>
@@ -343,893 +1688,6 @@
         <w:pStyle w:val="Paragrafoelenco"/>
         <w:numPr>
           <w:ilvl w:val="0"/>
-          <w:numId w:val="17"/>
-        </w:numPr>
-        <w:rPr>
-          <w:lang w:val="en-GB"/>
-        </w:rPr>
-      </w:pPr>
-      <w:r>
-        <w:rPr>
-          <w:lang w:val="en-GB"/>
-        </w:rPr>
-        <w:t>Goal: process selected waterfalls to produce ON/OFF candidates.</w:t>
-      </w:r>
-    </w:p>
-    <w:p>
-      <w:pPr>
-        <w:pStyle w:val="Paragrafoelenco"/>
-        <w:numPr>
-          <w:ilvl w:val="0"/>
-          <w:numId w:val="17"/>
-        </w:numPr>
-      </w:pPr>
-      <w:proofErr w:type="spellStart"/>
-      <w:r>
-        <w:t>Preconditions</w:t>
-      </w:r>
-      <w:proofErr w:type="spellEnd"/>
-      <w:r>
-        <w:t xml:space="preserve">: UC1 </w:t>
-      </w:r>
-      <w:proofErr w:type="spellStart"/>
-      <w:r>
-        <w:t>completed</w:t>
-      </w:r>
-      <w:proofErr w:type="spellEnd"/>
-      <w:r>
-        <w:t>.</w:t>
-      </w:r>
-    </w:p>
-    <w:p>
-      <w:pPr>
-        <w:pStyle w:val="Paragrafoelenco"/>
-        <w:numPr>
-          <w:ilvl w:val="0"/>
-          <w:numId w:val="17"/>
-        </w:numPr>
-        <w:rPr>
-          <w:lang w:val="en-GB"/>
-        </w:rPr>
-      </w:pPr>
-      <w:r>
-        <w:rPr>
-          <w:lang w:val="en-GB"/>
-        </w:rPr>
-        <w:t>Flow: open waterfall → extract signals/metadata → create candidate objects → append to list.</w:t>
-      </w:r>
-    </w:p>
-    <w:p>
-      <w:pPr>
-        <w:pStyle w:val="Paragrafoelenco"/>
-        <w:numPr>
-          <w:ilvl w:val="0"/>
-          <w:numId w:val="17"/>
-        </w:numPr>
-        <w:rPr>
-          <w:lang w:val="en-GB"/>
-        </w:rPr>
-      </w:pPr>
-      <w:r>
-        <w:rPr>
-          <w:lang w:val="en-GB"/>
-        </w:rPr>
-        <w:t>Postconditions: candidate list ready for analysis.</w:t>
-      </w:r>
-    </w:p>
-    <w:p>
-      <w:pPr>
-        <w:pStyle w:val="Paragrafoelenco"/>
-        <w:numPr>
-          <w:ilvl w:val="0"/>
-          <w:numId w:val="17"/>
-        </w:numPr>
-        <w:rPr>
-          <w:lang w:val="en-GB"/>
-        </w:rPr>
-      </w:pPr>
-      <w:r>
-        <w:rPr>
-          <w:lang w:val="en-GB"/>
-        </w:rPr>
-        <w:t>Exceptions: candidates cannot be generated or files are corrupted.</w:t>
-      </w:r>
-    </w:p>
-    <w:p>
-      <w:pPr>
-        <w:pStyle w:val="Titolo2"/>
-      </w:pPr>
-      <w:r>
-        <w:t xml:space="preserve">UC3 – </w:t>
-      </w:r>
-      <w:proofErr w:type="spellStart"/>
-      <w:r>
-        <w:t>Manage</w:t>
-      </w:r>
-      <w:proofErr w:type="spellEnd"/>
-      <w:r>
-        <w:t xml:space="preserve"> filters and models</w:t>
-      </w:r>
-    </w:p>
-    <w:p>
-      <w:pPr>
-        <w:pStyle w:val="Paragrafoelenco"/>
-        <w:numPr>
-          <w:ilvl w:val="0"/>
-          <w:numId w:val="18"/>
-        </w:numPr>
-      </w:pPr>
-      <w:r>
-        <w:t xml:space="preserve">Actors: </w:t>
-      </w:r>
-      <w:proofErr w:type="spellStart"/>
-      <w:r>
-        <w:t>Researcher</w:t>
-      </w:r>
-      <w:proofErr w:type="spellEnd"/>
-      <w:r>
-        <w:t>.</w:t>
-      </w:r>
-    </w:p>
-    <w:p>
-      <w:pPr>
-        <w:pStyle w:val="Paragrafoelenco"/>
-        <w:numPr>
-          <w:ilvl w:val="0"/>
-          <w:numId w:val="18"/>
-        </w:numPr>
-        <w:rPr>
-          <w:lang w:val="en-GB"/>
-        </w:rPr>
-      </w:pPr>
-      <w:r>
-        <w:rPr>
-          <w:lang w:val="en-GB"/>
-        </w:rPr>
-        <w:t>Goal: configure, save, and load the models used by the filters.</w:t>
-      </w:r>
-    </w:p>
-    <w:p>
-      <w:pPr>
-        <w:pStyle w:val="Paragrafoelenco"/>
-        <w:numPr>
-          <w:ilvl w:val="0"/>
-          <w:numId w:val="18"/>
-        </w:numPr>
-      </w:pPr>
-      <w:proofErr w:type="spellStart"/>
-      <w:r>
-        <w:t>Preconditions</w:t>
-      </w:r>
-      <w:proofErr w:type="spellEnd"/>
-      <w:r>
-        <w:t xml:space="preserve">: project directory </w:t>
-      </w:r>
-      <w:proofErr w:type="spellStart"/>
-      <w:r>
-        <w:t>writable</w:t>
-      </w:r>
-      <w:proofErr w:type="spellEnd"/>
-      <w:r>
-        <w:t>.</w:t>
-      </w:r>
-    </w:p>
-    <w:p>
-      <w:pPr>
-        <w:pStyle w:val="Paragrafoelenco"/>
-        <w:numPr>
-          <w:ilvl w:val="0"/>
-          <w:numId w:val="18"/>
-        </w:numPr>
-        <w:rPr>
-          <w:lang w:val="en-GB"/>
-        </w:rPr>
-      </w:pPr>
-      <w:r>
-        <w:rPr>
-          <w:lang w:val="en-GB"/>
-        </w:rPr>
-        <w:lastRenderedPageBreak/>
-        <w:t xml:space="preserve">Flow: select filter → choose </w:t>
-      </w:r>
-      <w:proofErr w:type="gramStart"/>
-      <w:r>
-        <w:rPr>
-          <w:lang w:val="en-GB"/>
-        </w:rPr>
-        <w:t>fit</w:t>
-      </w:r>
-      <w:proofErr w:type="gramEnd"/>
-      <w:r>
-        <w:rPr>
-          <w:lang w:val="en-GB"/>
-        </w:rPr>
-        <w:t xml:space="preserve"> or load → set parameters → save or load.</w:t>
-      </w:r>
-    </w:p>
-    <w:p>
-      <w:pPr>
-        <w:pStyle w:val="Paragrafoelenco"/>
-        <w:numPr>
-          <w:ilvl w:val="0"/>
-          <w:numId w:val="18"/>
-        </w:numPr>
-        <w:rPr>
-          <w:lang w:val="en-GB"/>
-        </w:rPr>
-      </w:pPr>
-      <w:r>
-        <w:rPr>
-          <w:lang w:val="en-GB"/>
-        </w:rPr>
-        <w:t>Postconditions: models available for subsequent computations.</w:t>
-      </w:r>
-    </w:p>
-    <w:p>
-      <w:pPr>
-        <w:pStyle w:val="Paragrafoelenco"/>
-        <w:numPr>
-          <w:ilvl w:val="0"/>
-          <w:numId w:val="18"/>
-        </w:numPr>
-        <w:rPr>
-          <w:lang w:val="en-GB"/>
-        </w:rPr>
-      </w:pPr>
-      <w:r>
-        <w:rPr>
-          <w:lang w:val="en-GB"/>
-        </w:rPr>
-        <w:t>Exceptions: model file not readable.</w:t>
-      </w:r>
-    </w:p>
-    <w:p>
-      <w:pPr>
-        <w:pStyle w:val="Titolo2"/>
-        <w:rPr>
-          <w:lang w:val="en-GB"/>
-        </w:rPr>
-      </w:pPr>
-      <w:r>
-        <w:rPr>
-          <w:lang w:val="en-GB"/>
-        </w:rPr>
-        <w:t>UC4 – Density filtering (UMAP + KDE)</w:t>
-      </w:r>
-    </w:p>
-    <w:p>
-      <w:pPr>
-        <w:pStyle w:val="Paragrafoelenco"/>
-        <w:numPr>
-          <w:ilvl w:val="0"/>
-          <w:numId w:val="19"/>
-        </w:numPr>
-      </w:pPr>
-      <w:r>
-        <w:t xml:space="preserve">Actors: </w:t>
-      </w:r>
-      <w:proofErr w:type="spellStart"/>
-      <w:r>
-        <w:t>Researcher</w:t>
-      </w:r>
-      <w:proofErr w:type="spellEnd"/>
-      <w:r>
-        <w:t>.</w:t>
-      </w:r>
-    </w:p>
-    <w:p>
-      <w:pPr>
-        <w:pStyle w:val="Paragrafoelenco"/>
-        <w:numPr>
-          <w:ilvl w:val="0"/>
-          <w:numId w:val="19"/>
-        </w:numPr>
-        <w:rPr>
-          <w:lang w:val="en-GB"/>
-        </w:rPr>
-      </w:pPr>
-      <w:r>
-        <w:rPr>
-          <w:lang w:val="en-GB"/>
-        </w:rPr>
-        <w:t>Goal: filter candidates based on density in UMAP space, identifying regions with high probability of RFI.</w:t>
-      </w:r>
-    </w:p>
-    <w:p>
-      <w:pPr>
-        <w:pStyle w:val="Paragrafoelenco"/>
-        <w:numPr>
-          <w:ilvl w:val="0"/>
-          <w:numId w:val="19"/>
-        </w:numPr>
-        <w:rPr>
-          <w:lang w:val="en-GB"/>
-        </w:rPr>
-      </w:pPr>
-      <w:r>
-        <w:rPr>
-          <w:lang w:val="en-GB"/>
-        </w:rPr>
-        <w:t>Preconditions: UC2 and UC3 completed.</w:t>
-      </w:r>
-    </w:p>
-    <w:p>
-      <w:pPr>
-        <w:pStyle w:val="Paragrafoelenco"/>
-        <w:numPr>
-          <w:ilvl w:val="0"/>
-          <w:numId w:val="19"/>
-        </w:numPr>
-        <w:rPr>
-          <w:lang w:val="en-GB"/>
-        </w:rPr>
-      </w:pPr>
-      <w:r>
-        <w:rPr>
-          <w:lang w:val="en-GB"/>
-        </w:rPr>
-        <w:t>Flow: feature extraction → UMAP projection → density estimation (KDE) → select promoted candidates.</w:t>
-      </w:r>
-    </w:p>
-    <w:p>
-      <w:pPr>
-        <w:pStyle w:val="Paragrafoelenco"/>
-        <w:numPr>
-          <w:ilvl w:val="0"/>
-          <w:numId w:val="19"/>
-        </w:numPr>
-        <w:rPr>
-          <w:lang w:val="en-GB"/>
-        </w:rPr>
-      </w:pPr>
-      <w:r>
-        <w:rPr>
-          <w:lang w:val="en-GB"/>
-        </w:rPr>
-        <w:t>Postconditions: set of candidates that pass density filtering.</w:t>
-      </w:r>
-    </w:p>
-    <w:p>
-      <w:pPr>
-        <w:pStyle w:val="Paragrafoelenco"/>
-        <w:numPr>
-          <w:ilvl w:val="0"/>
-          <w:numId w:val="19"/>
-        </w:numPr>
-      </w:pPr>
-      <w:proofErr w:type="spellStart"/>
-      <w:r>
-        <w:t>Exceptions</w:t>
-      </w:r>
-      <w:proofErr w:type="spellEnd"/>
-      <w:r>
-        <w:t>: non-comparable data.</w:t>
-      </w:r>
-    </w:p>
-    <w:p>
-      <w:pPr>
-        <w:pStyle w:val="Titolo2"/>
-      </w:pPr>
-      <w:r>
-        <w:t>UC5 – Compute frequency</w:t>
-      </w:r>
-    </w:p>
-    <w:p>
-      <w:pPr>
-        <w:pStyle w:val="Paragrafoelenco"/>
-        <w:numPr>
-          <w:ilvl w:val="0"/>
-          <w:numId w:val="20"/>
-        </w:numPr>
-      </w:pPr>
-      <w:r>
-        <w:t xml:space="preserve">Actors: </w:t>
-      </w:r>
-      <w:proofErr w:type="spellStart"/>
-      <w:r>
-        <w:t>Researcher</w:t>
-      </w:r>
-      <w:proofErr w:type="spellEnd"/>
-      <w:r>
-        <w:t>.</w:t>
-      </w:r>
-    </w:p>
-    <w:p>
-      <w:pPr>
-        <w:pStyle w:val="Paragrafoelenco"/>
-        <w:numPr>
-          <w:ilvl w:val="0"/>
-          <w:numId w:val="20"/>
-        </w:numPr>
-        <w:rPr>
-          <w:lang w:val="en-GB"/>
-        </w:rPr>
-      </w:pPr>
-      <w:r>
-        <w:rPr>
-          <w:lang w:val="en-GB"/>
-        </w:rPr>
-        <w:t>Goal: estimate a frequency score using a GMM model, identifying candidates in rare spectral regions compared to the noise distribution.</w:t>
-      </w:r>
-    </w:p>
-    <w:p>
-      <w:pPr>
-        <w:pStyle w:val="Paragrafoelenco"/>
-        <w:numPr>
-          <w:ilvl w:val="0"/>
-          <w:numId w:val="20"/>
-        </w:numPr>
-        <w:rPr>
-          <w:lang w:val="en-GB"/>
-        </w:rPr>
-      </w:pPr>
-      <w:r>
-        <w:rPr>
-          <w:lang w:val="en-GB"/>
-        </w:rPr>
-        <w:t>Preconditions: UC3 and UC4 completed.</w:t>
-      </w:r>
-    </w:p>
-    <w:p>
-      <w:pPr>
-        <w:pStyle w:val="Paragrafoelenco"/>
-        <w:numPr>
-          <w:ilvl w:val="0"/>
-          <w:numId w:val="20"/>
-        </w:numPr>
-        <w:rPr>
-          <w:lang w:val="en-GB"/>
-        </w:rPr>
-      </w:pPr>
-      <w:r>
-        <w:rPr>
-          <w:lang w:val="en-GB"/>
-        </w:rPr>
-        <w:t>Flow: frequency feature extraction → apply GMM → compute probability/density → generate score.</w:t>
-      </w:r>
-    </w:p>
-    <w:p>
-      <w:pPr>
-        <w:pStyle w:val="Paragrafoelenco"/>
-        <w:numPr>
-          <w:ilvl w:val="0"/>
-          <w:numId w:val="20"/>
-        </w:numPr>
-        <w:rPr>
-          <w:lang w:val="en-GB"/>
-        </w:rPr>
-      </w:pPr>
-      <w:r>
-        <w:rPr>
-          <w:lang w:val="en-GB"/>
-        </w:rPr>
-        <w:t>Postconditions: frequency score associated with each candidate.</w:t>
-      </w:r>
-    </w:p>
-    <w:p>
-      <w:pPr>
-        <w:pStyle w:val="Paragrafoelenco"/>
-        <w:numPr>
-          <w:ilvl w:val="0"/>
-          <w:numId w:val="20"/>
-        </w:numPr>
-        <w:rPr>
-          <w:lang w:val="en-GB"/>
-        </w:rPr>
-      </w:pPr>
-      <w:r>
-        <w:rPr>
-          <w:lang w:val="en-GB"/>
-        </w:rPr>
-        <w:t>Exceptions: GMM non-convergence; invalid parameters.</w:t>
-      </w:r>
-    </w:p>
-    <w:p>
-      <w:pPr>
-        <w:pStyle w:val="Titolo2"/>
-      </w:pPr>
-      <w:r>
-        <w:t xml:space="preserve">UC6 – Compute ON/OFF </w:t>
-      </w:r>
-      <w:proofErr w:type="spellStart"/>
-      <w:r>
-        <w:t>similarity</w:t>
-      </w:r>
-      <w:proofErr w:type="spellEnd"/>
-    </w:p>
-    <w:p>
-      <w:pPr>
-        <w:pStyle w:val="Paragrafoelenco"/>
-        <w:numPr>
-          <w:ilvl w:val="0"/>
-          <w:numId w:val="21"/>
-        </w:numPr>
-      </w:pPr>
-      <w:r>
-        <w:t xml:space="preserve">Actors: </w:t>
-      </w:r>
-      <w:proofErr w:type="spellStart"/>
-      <w:r>
-        <w:t>Researcher</w:t>
-      </w:r>
-      <w:proofErr w:type="spellEnd"/>
-      <w:r>
-        <w:t>.</w:t>
-      </w:r>
-    </w:p>
-    <w:p>
-      <w:pPr>
-        <w:pStyle w:val="Paragrafoelenco"/>
-        <w:numPr>
-          <w:ilvl w:val="0"/>
-          <w:numId w:val="21"/>
-        </w:numPr>
-        <w:rPr>
-          <w:lang w:val="en-GB"/>
-        </w:rPr>
-      </w:pPr>
-      <w:r>
-        <w:rPr>
-          <w:lang w:val="en-GB"/>
-        </w:rPr>
-        <w:t>Goal: compare ON and OFF panels to reduce false positives, producing a similarity score independent of the frequency score.</w:t>
-      </w:r>
-    </w:p>
-    <w:p>
-      <w:pPr>
-        <w:pStyle w:val="Paragrafoelenco"/>
-        <w:numPr>
-          <w:ilvl w:val="0"/>
-          <w:numId w:val="21"/>
-        </w:numPr>
-        <w:rPr>
-          <w:lang w:val="en-GB"/>
-        </w:rPr>
-      </w:pPr>
-      <w:r>
-        <w:rPr>
-          <w:lang w:val="en-GB"/>
-        </w:rPr>
-        <w:t>Preconditions: UC3 and UC4 completed.</w:t>
-      </w:r>
-    </w:p>
-    <w:p>
-      <w:pPr>
-        <w:pStyle w:val="Paragrafoelenco"/>
-        <w:numPr>
-          <w:ilvl w:val="0"/>
-          <w:numId w:val="21"/>
-        </w:numPr>
-        <w:rPr>
-          <w:lang w:val="en-GB"/>
-        </w:rPr>
-      </w:pPr>
-      <w:r>
-        <w:rPr>
-          <w:lang w:val="en-GB"/>
-        </w:rPr>
-        <w:t>Flow: ON/OFF pairing → feature extraction → UMAP projection → distance/similarity computation → score generation.</w:t>
-      </w:r>
-    </w:p>
-    <w:p>
-      <w:pPr>
-        <w:pStyle w:val="Paragrafoelenco"/>
-        <w:numPr>
-          <w:ilvl w:val="0"/>
-          <w:numId w:val="21"/>
-        </w:numPr>
-        <w:rPr>
-          <w:lang w:val="en-GB"/>
-        </w:rPr>
-      </w:pPr>
-      <w:r>
-        <w:rPr>
-          <w:lang w:val="en-GB"/>
-        </w:rPr>
-        <w:t>Postconditions: similarity score associated with each candidate.</w:t>
-      </w:r>
-    </w:p>
-    <w:p>
-      <w:pPr>
-        <w:pStyle w:val="Paragrafoelenco"/>
-        <w:numPr>
-          <w:ilvl w:val="0"/>
-          <w:numId w:val="21"/>
-        </w:numPr>
-        <w:rPr>
-          <w:lang w:val="en-GB"/>
-        </w:rPr>
-      </w:pPr>
-      <w:r>
-        <w:rPr>
-          <w:lang w:val="en-GB"/>
-        </w:rPr>
-        <w:t>Exceptions: mismatch or missing ON/OFF pairs.</w:t>
-      </w:r>
-    </w:p>
-    <w:p>
-      <w:pPr>
-        <w:pStyle w:val="Titolo2"/>
-        <w:rPr>
-          <w:lang w:val="en-GB"/>
-        </w:rPr>
-      </w:pPr>
-      <w:r>
-        <w:rPr>
-          <w:lang w:val="en-GB"/>
-        </w:rPr>
-        <w:t xml:space="preserve">UC7 – Generate ranking and inspect </w:t>
-      </w:r>
-      <w:proofErr w:type="gramStart"/>
-      <w:r>
-        <w:rPr>
-          <w:lang w:val="en-GB"/>
-        </w:rPr>
-        <w:t>Top-K</w:t>
-      </w:r>
-      <w:proofErr w:type="gramEnd"/>
-    </w:p>
-    <w:p>
-      <w:pPr>
-        <w:pStyle w:val="Paragrafoelenco"/>
-        <w:numPr>
-          <w:ilvl w:val="0"/>
-          <w:numId w:val="22"/>
-        </w:numPr>
-      </w:pPr>
-      <w:r>
-        <w:t xml:space="preserve">Actors: </w:t>
-      </w:r>
-      <w:proofErr w:type="spellStart"/>
-      <w:r>
-        <w:t>Researcher</w:t>
-      </w:r>
-      <w:proofErr w:type="spellEnd"/>
-      <w:r>
-        <w:t>.</w:t>
-      </w:r>
-    </w:p>
-    <w:p>
-      <w:pPr>
-        <w:pStyle w:val="Paragrafoelenco"/>
-        <w:numPr>
-          <w:ilvl w:val="0"/>
-          <w:numId w:val="22"/>
-        </w:numPr>
-        <w:rPr>
-          <w:lang w:val="en-GB"/>
-        </w:rPr>
-      </w:pPr>
-      <w:r>
-        <w:rPr>
-          <w:lang w:val="en-GB"/>
-        </w:rPr>
-        <w:t xml:space="preserve">Goal: aggregate frequency and similarity scores to produce the final candidate ranking and the most significant </w:t>
-      </w:r>
-      <w:proofErr w:type="gramStart"/>
-      <w:r>
-        <w:rPr>
-          <w:lang w:val="en-GB"/>
-        </w:rPr>
-        <w:t>Top-K.</w:t>
-      </w:r>
-      <w:proofErr w:type="gramEnd"/>
-    </w:p>
-    <w:p>
-      <w:pPr>
-        <w:pStyle w:val="Paragrafoelenco"/>
-        <w:numPr>
-          <w:ilvl w:val="0"/>
-          <w:numId w:val="22"/>
-        </w:numPr>
-        <w:rPr>
-          <w:lang w:val="en-GB"/>
-        </w:rPr>
-      </w:pPr>
-      <w:r>
-        <w:rPr>
-          <w:lang w:val="en-GB"/>
-        </w:rPr>
-        <w:t>Preconditions: UC5 and UC6 completed.</w:t>
-      </w:r>
-    </w:p>
-    <w:p>
-      <w:pPr>
-        <w:pStyle w:val="Paragrafoelenco"/>
-        <w:numPr>
-          <w:ilvl w:val="0"/>
-          <w:numId w:val="22"/>
-        </w:numPr>
-        <w:rPr>
-          <w:lang w:val="en-GB"/>
-        </w:rPr>
-      </w:pPr>
-      <w:r>
-        <w:rPr>
-          <w:lang w:val="en-GB"/>
-        </w:rPr>
-        <w:t xml:space="preserve">Flow: sorting → score aggregation → </w:t>
-      </w:r>
-      <w:proofErr w:type="gramStart"/>
-      <w:r>
-        <w:rPr>
-          <w:lang w:val="en-GB"/>
-        </w:rPr>
-        <w:t>Top-K</w:t>
-      </w:r>
-      <w:proofErr w:type="gramEnd"/>
-      <w:r>
-        <w:rPr>
-          <w:lang w:val="en-GB"/>
-        </w:rPr>
-        <w:t xml:space="preserve"> selection → export results/logs/figures.</w:t>
-      </w:r>
-    </w:p>
-    <w:p>
-      <w:pPr>
-        <w:pStyle w:val="Paragrafoelenco"/>
-        <w:numPr>
-          <w:ilvl w:val="0"/>
-          <w:numId w:val="22"/>
-        </w:numPr>
-        <w:rPr>
-          <w:lang w:val="en-GB"/>
-        </w:rPr>
-      </w:pPr>
-      <w:r>
-        <w:rPr>
-          <w:lang w:val="en-GB"/>
-        </w:rPr>
-        <w:t xml:space="preserve">Postconditions: full ranking saved; </w:t>
-      </w:r>
-      <w:proofErr w:type="gramStart"/>
-      <w:r>
-        <w:rPr>
-          <w:lang w:val="en-GB"/>
-        </w:rPr>
-        <w:t>Top-K</w:t>
-      </w:r>
-      <w:proofErr w:type="gramEnd"/>
-      <w:r>
-        <w:rPr>
-          <w:lang w:val="en-GB"/>
-        </w:rPr>
-        <w:t xml:space="preserve"> available for inspection.</w:t>
-      </w:r>
-    </w:p>
-    <w:p>
-      <w:pPr>
-        <w:pStyle w:val="Paragrafoelenco"/>
-        <w:numPr>
-          <w:ilvl w:val="0"/>
-          <w:numId w:val="22"/>
-        </w:numPr>
-        <w:rPr>
-          <w:lang w:val="en-GB"/>
-        </w:rPr>
-      </w:pPr>
-      <w:r>
-        <w:rPr>
-          <w:lang w:val="en-GB"/>
-        </w:rPr>
-        <w:t>Exceptions: K &gt; N; output write error; missing scores.</w:t>
-      </w:r>
-    </w:p>
-    <w:p>
-      <w:pPr>
-        <w:pStyle w:val="Paragrafoelenco"/>
-      </w:pPr>
-    </w:p>
-    <w:p>
-      <w:pPr>
-        <w:pStyle w:val="Titolo2"/>
-        <w:rPr>
-          <w:lang w:val="en-GB"/>
-        </w:rPr>
-      </w:pPr>
-      <w:r>
-        <w:rPr>
-          <w:lang w:val="en-GB"/>
-        </w:rPr>
-        <w:t>Relationships (as in the diagram)</w:t>
-      </w:r>
-    </w:p>
-    <w:p>
-      <w:pPr>
-        <w:pStyle w:val="Paragrafoelenco"/>
-        <w:numPr>
-          <w:ilvl w:val="0"/>
-          <w:numId w:val="23"/>
-        </w:numPr>
-        <w:rPr>
-          <w:lang w:val="en-GB"/>
-        </w:rPr>
-      </w:pPr>
-      <w:r>
-        <w:rPr>
-          <w:lang w:val="en-GB"/>
-        </w:rPr>
-        <w:t>Researcher ↔ UC</w:t>
-      </w:r>
-      <w:proofErr w:type="gramStart"/>
-      <w:r>
-        <w:rPr>
-          <w:lang w:val="en-GB"/>
-        </w:rPr>
-        <w:t>1..</w:t>
-      </w:r>
-      <w:proofErr w:type="gramEnd"/>
-      <w:r>
-        <w:rPr>
-          <w:lang w:val="en-GB"/>
-        </w:rPr>
-        <w:t>UC7 (direct associations).</w:t>
-      </w:r>
-    </w:p>
-    <w:p>
-      <w:pPr>
-        <w:pStyle w:val="Paragrafoelenco"/>
-        <w:numPr>
-          <w:ilvl w:val="0"/>
-          <w:numId w:val="23"/>
-        </w:numPr>
-        <w:rPr>
-          <w:lang w:val="en-GB"/>
-        </w:rPr>
-      </w:pPr>
-      <w:r>
-        <w:rPr>
-          <w:lang w:val="en-GB"/>
-        </w:rPr>
-        <w:t>UC7 «extend» UC5 (Compute frequency).</w:t>
-      </w:r>
-    </w:p>
-    <w:p>
-      <w:pPr>
-        <w:pStyle w:val="Paragrafoelenco"/>
-        <w:numPr>
-          <w:ilvl w:val="0"/>
-          <w:numId w:val="23"/>
-        </w:numPr>
-        <w:rPr>
-          <w:lang w:val="en-GB"/>
-        </w:rPr>
-      </w:pPr>
-      <w:r>
-        <w:rPr>
-          <w:lang w:val="en-GB"/>
-        </w:rPr>
-        <w:t>UC7 «extend» UC6 (Compute similarity).</w:t>
-      </w:r>
-    </w:p>
-    <w:p>
-      <w:pPr>
-        <w:pStyle w:val="Paragrafoelenco"/>
-      </w:pPr>
-    </w:p>
-    <w:p>
-      <w:pPr>
-        <w:pStyle w:val="Titolo2"/>
-      </w:pPr>
-      <w:proofErr w:type="spellStart"/>
-      <w:r>
-        <w:t>Traced</w:t>
-      </w:r>
-      <w:proofErr w:type="spellEnd"/>
-      <w:r>
-        <w:t xml:space="preserve"> </w:t>
-      </w:r>
-      <w:proofErr w:type="spellStart"/>
-      <w:r>
-        <w:t>Requirements</w:t>
-      </w:r>
-      <w:proofErr w:type="spellEnd"/>
-    </w:p>
-    <w:p>
-      <w:pPr>
-        <w:pStyle w:val="Paragrafoelenco"/>
-        <w:numPr>
-          <w:ilvl w:val="0"/>
           <w:numId w:val="24"/>
         </w:numPr>
         <w:rPr>
@@ -1240,102 +1698,8 @@
         <w:rPr>
           <w:lang w:val="en-GB"/>
         </w:rPr>
-        <w:t xml:space="preserve">R1: anomaly ranking and </w:t>
-      </w:r>
-      <w:proofErr w:type="gramStart"/>
-      <w:r>
-        <w:rPr>
-          <w:lang w:val="en-GB"/>
-        </w:rPr>
-        <w:t>Top-K</w:t>
-      </w:r>
-      <w:proofErr w:type="gramEnd"/>
-      <w:r>
-        <w:rPr>
-          <w:lang w:val="en-GB"/>
-        </w:rPr>
-        <w:t xml:space="preserve"> (UC7).</w:t>
-      </w:r>
-    </w:p>
-    <w:p>
-      <w:pPr>
-        <w:pStyle w:val="Paragrafoelenco"/>
-        <w:numPr>
-          <w:ilvl w:val="0"/>
-          <w:numId w:val="24"/>
-        </w:numPr>
-        <w:rPr>
-          <w:lang w:val="en-GB"/>
-        </w:rPr>
-      </w:pPr>
-      <w:r>
-        <w:rPr>
-          <w:lang w:val="en-GB"/>
-        </w:rPr>
-        <w:t>R2: density filter and two scoring filters (UC4–UC6).</w:t>
-      </w:r>
-    </w:p>
-    <w:p>
-      <w:pPr>
-        <w:pStyle w:val="Paragrafoelenco"/>
-        <w:numPr>
-          <w:ilvl w:val="0"/>
-          <w:numId w:val="24"/>
-        </w:numPr>
-        <w:rPr>
-          <w:lang w:val="en-GB"/>
-        </w:rPr>
-      </w:pPr>
-      <w:r>
-        <w:rPr>
-          <w:lang w:val="en-GB"/>
-        </w:rPr>
-        <w:t>R3: setup and management of filters and models with versioning (UC3).</w:t>
-      </w:r>
-    </w:p>
-    <w:p>
-      <w:pPr>
-        <w:pStyle w:val="Paragrafoelenco"/>
-        <w:numPr>
-          <w:ilvl w:val="0"/>
-          <w:numId w:val="24"/>
-        </w:numPr>
-        <w:rPr>
-          <w:lang w:val="en-GB"/>
-        </w:rPr>
-      </w:pPr>
-      <w:r>
-        <w:rPr>
-          <w:lang w:val="en-GB"/>
-        </w:rPr>
-        <w:t>R4: configurable parameters and logging (UC1–UC7).</w:t>
-      </w:r>
-    </w:p>
-    <w:p>
-      <w:pPr>
-        <w:pStyle w:val="Paragrafoelenco"/>
-        <w:numPr>
-          <w:ilvl w:val="0"/>
-          <w:numId w:val="24"/>
-        </w:numPr>
-        <w:rPr>
-          <w:lang w:val="en-GB"/>
-        </w:rPr>
-      </w:pPr>
-      <w:r>
-        <w:rPr>
-          <w:lang w:val="en-GB"/>
-        </w:rPr>
-        <w:t>R5: reproducibility of results and artifacts (UC7).</w:t>
-      </w:r>
-    </w:p>
-    <w:p>
-      <w:pPr>
-        <w:pStyle w:val="Paragrafoelenco"/>
-        <w:rPr>
-          <w:lang w:val="en-GB"/>
-        </w:rPr>
-      </w:pPr>
+        <w:t>R6: interactive exploration of the latent space (UC9).</w:t>
+      </w:r>
     </w:p>
     <w:sectPr>
       <w:pgSz w:w="11906" w:h="16838"/>
@@ -2434,6 +2798,155 @@
     </w:lvl>
   </w:abstractNum>
   <w:abstractNum w:abstractNumId="8" w15:restartNumberingAfterBreak="0">
+    <w:nsid w:val="36325100"/>
+    <w:multiLevelType w:val="multilevel"/>
+    <w:tmpl w:val="75026762"/>
+    <w:lvl w:ilvl="0">
+      <w:start w:val="1"/>
+      <w:numFmt w:val="bullet"/>
+      <w:lvlText w:val=""/>
+      <w:lvlJc w:val="left"/>
+      <w:pPr>
+        <w:tabs>
+          <w:tab w:val="num" w:pos="720"/>
+        </w:tabs>
+        <w:ind w:left="720" w:hanging="360"/>
+      </w:pPr>
+      <w:rPr>
+        <w:rFonts w:ascii="Symbol" w:hAnsi="Symbol" w:hint="default"/>
+        <w:sz w:val="20"/>
+      </w:rPr>
+    </w:lvl>
+    <w:lvl w:ilvl="1" w:tentative="1">
+      <w:start w:val="1"/>
+      <w:numFmt w:val="bullet"/>
+      <w:lvlText w:val="o"/>
+      <w:lvlJc w:val="left"/>
+      <w:pPr>
+        <w:tabs>
+          <w:tab w:val="num" w:pos="1440"/>
+        </w:tabs>
+        <w:ind w:left="1440" w:hanging="360"/>
+      </w:pPr>
+      <w:rPr>
+        <w:rFonts w:ascii="Courier New" w:hAnsi="Courier New" w:hint="default"/>
+        <w:sz w:val="20"/>
+      </w:rPr>
+    </w:lvl>
+    <w:lvl w:ilvl="2" w:tentative="1">
+      <w:start w:val="1"/>
+      <w:numFmt w:val="bullet"/>
+      <w:lvlText w:val=""/>
+      <w:lvlJc w:val="left"/>
+      <w:pPr>
+        <w:tabs>
+          <w:tab w:val="num" w:pos="2160"/>
+        </w:tabs>
+        <w:ind w:left="2160" w:hanging="360"/>
+      </w:pPr>
+      <w:rPr>
+        <w:rFonts w:ascii="Wingdings" w:hAnsi="Wingdings" w:hint="default"/>
+        <w:sz w:val="20"/>
+      </w:rPr>
+    </w:lvl>
+    <w:lvl w:ilvl="3" w:tentative="1">
+      <w:start w:val="1"/>
+      <w:numFmt w:val="bullet"/>
+      <w:lvlText w:val=""/>
+      <w:lvlJc w:val="left"/>
+      <w:pPr>
+        <w:tabs>
+          <w:tab w:val="num" w:pos="2880"/>
+        </w:tabs>
+        <w:ind w:left="2880" w:hanging="360"/>
+      </w:pPr>
+      <w:rPr>
+        <w:rFonts w:ascii="Wingdings" w:hAnsi="Wingdings" w:hint="default"/>
+        <w:sz w:val="20"/>
+      </w:rPr>
+    </w:lvl>
+    <w:lvl w:ilvl="4" w:tentative="1">
+      <w:start w:val="1"/>
+      <w:numFmt w:val="bullet"/>
+      <w:lvlText w:val=""/>
+      <w:lvlJc w:val="left"/>
+      <w:pPr>
+        <w:tabs>
+          <w:tab w:val="num" w:pos="3600"/>
+        </w:tabs>
+        <w:ind w:left="3600" w:hanging="360"/>
+      </w:pPr>
+      <w:rPr>
+        <w:rFonts w:ascii="Wingdings" w:hAnsi="Wingdings" w:hint="default"/>
+        <w:sz w:val="20"/>
+      </w:rPr>
+    </w:lvl>
+    <w:lvl w:ilvl="5" w:tentative="1">
+      <w:start w:val="1"/>
+      <w:numFmt w:val="bullet"/>
+      <w:lvlText w:val=""/>
+      <w:lvlJc w:val="left"/>
+      <w:pPr>
+        <w:tabs>
+          <w:tab w:val="num" w:pos="4320"/>
+        </w:tabs>
+        <w:ind w:left="4320" w:hanging="360"/>
+      </w:pPr>
+      <w:rPr>
+        <w:rFonts w:ascii="Wingdings" w:hAnsi="Wingdings" w:hint="default"/>
+        <w:sz w:val="20"/>
+      </w:rPr>
+    </w:lvl>
+    <w:lvl w:ilvl="6" w:tentative="1">
+      <w:start w:val="1"/>
+      <w:numFmt w:val="bullet"/>
+      <w:lvlText w:val=""/>
+      <w:lvlJc w:val="left"/>
+      <w:pPr>
+        <w:tabs>
+          <w:tab w:val="num" w:pos="5040"/>
+        </w:tabs>
+        <w:ind w:left="5040" w:hanging="360"/>
+      </w:pPr>
+      <w:rPr>
+        <w:rFonts w:ascii="Wingdings" w:hAnsi="Wingdings" w:hint="default"/>
+        <w:sz w:val="20"/>
+      </w:rPr>
+    </w:lvl>
+    <w:lvl w:ilvl="7" w:tentative="1">
+      <w:start w:val="1"/>
+      <w:numFmt w:val="bullet"/>
+      <w:lvlText w:val=""/>
+      <w:lvlJc w:val="left"/>
+      <w:pPr>
+        <w:tabs>
+          <w:tab w:val="num" w:pos="5760"/>
+        </w:tabs>
+        <w:ind w:left="5760" w:hanging="360"/>
+      </w:pPr>
+      <w:rPr>
+        <w:rFonts w:ascii="Wingdings" w:hAnsi="Wingdings" w:hint="default"/>
+        <w:sz w:val="20"/>
+      </w:rPr>
+    </w:lvl>
+    <w:lvl w:ilvl="8" w:tentative="1">
+      <w:start w:val="1"/>
+      <w:numFmt w:val="bullet"/>
+      <w:lvlText w:val=""/>
+      <w:lvlJc w:val="left"/>
+      <w:pPr>
+        <w:tabs>
+          <w:tab w:val="num" w:pos="6480"/>
+        </w:tabs>
+        <w:ind w:left="6480" w:hanging="360"/>
+      </w:pPr>
+      <w:rPr>
+        <w:rFonts w:ascii="Wingdings" w:hAnsi="Wingdings" w:hint="default"/>
+        <w:sz w:val="20"/>
+      </w:rPr>
+    </w:lvl>
+  </w:abstractNum>
+  <w:abstractNum w:abstractNumId="9" w15:restartNumberingAfterBreak="0">
     <w:nsid w:val="36F520ED"/>
     <w:multiLevelType w:val="hybridMultilevel"/>
     <w:tmpl w:val="C1C4024C"/>
@@ -2546,7 +3059,7 @@
       </w:rPr>
     </w:lvl>
   </w:abstractNum>
-  <w:abstractNum w:abstractNumId="9" w15:restartNumberingAfterBreak="0">
+  <w:abstractNum w:abstractNumId="10" w15:restartNumberingAfterBreak="0">
     <w:nsid w:val="3764356C"/>
     <w:multiLevelType w:val="hybridMultilevel"/>
     <w:tmpl w:val="3DA41594"/>
@@ -2659,7 +3172,156 @@
       </w:rPr>
     </w:lvl>
   </w:abstractNum>
-  <w:abstractNum w:abstractNumId="10" w15:restartNumberingAfterBreak="0">
+  <w:abstractNum w:abstractNumId="11" w15:restartNumberingAfterBreak="0">
+    <w:nsid w:val="40BC1EFE"/>
+    <w:multiLevelType w:val="multilevel"/>
+    <w:tmpl w:val="558093CA"/>
+    <w:lvl w:ilvl="0">
+      <w:start w:val="1"/>
+      <w:numFmt w:val="bullet"/>
+      <w:lvlText w:val=""/>
+      <w:lvlJc w:val="left"/>
+      <w:pPr>
+        <w:tabs>
+          <w:tab w:val="num" w:pos="720"/>
+        </w:tabs>
+        <w:ind w:left="720" w:hanging="360"/>
+      </w:pPr>
+      <w:rPr>
+        <w:rFonts w:ascii="Symbol" w:hAnsi="Symbol" w:hint="default"/>
+        <w:sz w:val="20"/>
+      </w:rPr>
+    </w:lvl>
+    <w:lvl w:ilvl="1" w:tentative="1">
+      <w:start w:val="1"/>
+      <w:numFmt w:val="bullet"/>
+      <w:lvlText w:val="o"/>
+      <w:lvlJc w:val="left"/>
+      <w:pPr>
+        <w:tabs>
+          <w:tab w:val="num" w:pos="1440"/>
+        </w:tabs>
+        <w:ind w:left="1440" w:hanging="360"/>
+      </w:pPr>
+      <w:rPr>
+        <w:rFonts w:ascii="Courier New" w:hAnsi="Courier New" w:hint="default"/>
+        <w:sz w:val="20"/>
+      </w:rPr>
+    </w:lvl>
+    <w:lvl w:ilvl="2" w:tentative="1">
+      <w:start w:val="1"/>
+      <w:numFmt w:val="bullet"/>
+      <w:lvlText w:val=""/>
+      <w:lvlJc w:val="left"/>
+      <w:pPr>
+        <w:tabs>
+          <w:tab w:val="num" w:pos="2160"/>
+        </w:tabs>
+        <w:ind w:left="2160" w:hanging="360"/>
+      </w:pPr>
+      <w:rPr>
+        <w:rFonts w:ascii="Wingdings" w:hAnsi="Wingdings" w:hint="default"/>
+        <w:sz w:val="20"/>
+      </w:rPr>
+    </w:lvl>
+    <w:lvl w:ilvl="3" w:tentative="1">
+      <w:start w:val="1"/>
+      <w:numFmt w:val="bullet"/>
+      <w:lvlText w:val=""/>
+      <w:lvlJc w:val="left"/>
+      <w:pPr>
+        <w:tabs>
+          <w:tab w:val="num" w:pos="2880"/>
+        </w:tabs>
+        <w:ind w:left="2880" w:hanging="360"/>
+      </w:pPr>
+      <w:rPr>
+        <w:rFonts w:ascii="Wingdings" w:hAnsi="Wingdings" w:hint="default"/>
+        <w:sz w:val="20"/>
+      </w:rPr>
+    </w:lvl>
+    <w:lvl w:ilvl="4" w:tentative="1">
+      <w:start w:val="1"/>
+      <w:numFmt w:val="bullet"/>
+      <w:lvlText w:val=""/>
+      <w:lvlJc w:val="left"/>
+      <w:pPr>
+        <w:tabs>
+          <w:tab w:val="num" w:pos="3600"/>
+        </w:tabs>
+        <w:ind w:left="3600" w:hanging="360"/>
+      </w:pPr>
+      <w:rPr>
+        <w:rFonts w:ascii="Wingdings" w:hAnsi="Wingdings" w:hint="default"/>
+        <w:sz w:val="20"/>
+      </w:rPr>
+    </w:lvl>
+    <w:lvl w:ilvl="5" w:tentative="1">
+      <w:start w:val="1"/>
+      <w:numFmt w:val="bullet"/>
+      <w:lvlText w:val=""/>
+      <w:lvlJc w:val="left"/>
+      <w:pPr>
+        <w:tabs>
+          <w:tab w:val="num" w:pos="4320"/>
+        </w:tabs>
+        <w:ind w:left="4320" w:hanging="360"/>
+      </w:pPr>
+      <w:rPr>
+        <w:rFonts w:ascii="Wingdings" w:hAnsi="Wingdings" w:hint="default"/>
+        <w:sz w:val="20"/>
+      </w:rPr>
+    </w:lvl>
+    <w:lvl w:ilvl="6" w:tentative="1">
+      <w:start w:val="1"/>
+      <w:numFmt w:val="bullet"/>
+      <w:lvlText w:val=""/>
+      <w:lvlJc w:val="left"/>
+      <w:pPr>
+        <w:tabs>
+          <w:tab w:val="num" w:pos="5040"/>
+        </w:tabs>
+        <w:ind w:left="5040" w:hanging="360"/>
+      </w:pPr>
+      <w:rPr>
+        <w:rFonts w:ascii="Wingdings" w:hAnsi="Wingdings" w:hint="default"/>
+        <w:sz w:val="20"/>
+      </w:rPr>
+    </w:lvl>
+    <w:lvl w:ilvl="7" w:tentative="1">
+      <w:start w:val="1"/>
+      <w:numFmt w:val="bullet"/>
+      <w:lvlText w:val=""/>
+      <w:lvlJc w:val="left"/>
+      <w:pPr>
+        <w:tabs>
+          <w:tab w:val="num" w:pos="5760"/>
+        </w:tabs>
+        <w:ind w:left="5760" w:hanging="360"/>
+      </w:pPr>
+      <w:rPr>
+        <w:rFonts w:ascii="Wingdings" w:hAnsi="Wingdings" w:hint="default"/>
+        <w:sz w:val="20"/>
+      </w:rPr>
+    </w:lvl>
+    <w:lvl w:ilvl="8" w:tentative="1">
+      <w:start w:val="1"/>
+      <w:numFmt w:val="bullet"/>
+      <w:lvlText w:val=""/>
+      <w:lvlJc w:val="left"/>
+      <w:pPr>
+        <w:tabs>
+          <w:tab w:val="num" w:pos="6480"/>
+        </w:tabs>
+        <w:ind w:left="6480" w:hanging="360"/>
+      </w:pPr>
+      <w:rPr>
+        <w:rFonts w:ascii="Wingdings" w:hAnsi="Wingdings" w:hint="default"/>
+        <w:sz w:val="20"/>
+      </w:rPr>
+    </w:lvl>
+  </w:abstractNum>
+  <w:abstractNum w:abstractNumId="12" w15:restartNumberingAfterBreak="0">
     <w:nsid w:val="487E48EA"/>
     <w:multiLevelType w:val="hybridMultilevel"/>
     <w:tmpl w:val="E73C8640"/>
@@ -2772,7 +3434,7 @@
       </w:rPr>
     </w:lvl>
   </w:abstractNum>
-  <w:abstractNum w:abstractNumId="11" w15:restartNumberingAfterBreak="0">
+  <w:abstractNum w:abstractNumId="13" w15:restartNumberingAfterBreak="0">
     <w:nsid w:val="49063BFE"/>
     <w:multiLevelType w:val="multilevel"/>
     <w:tmpl w:val="655AB1F0"/>
@@ -2921,7 +3583,7 @@
       </w:rPr>
     </w:lvl>
   </w:abstractNum>
-  <w:abstractNum w:abstractNumId="12" w15:restartNumberingAfterBreak="0">
+  <w:abstractNum w:abstractNumId="14" w15:restartNumberingAfterBreak="0">
     <w:nsid w:val="4B984DB7"/>
     <w:multiLevelType w:val="multilevel"/>
     <w:tmpl w:val="4E1AC83C"/>
@@ -3070,7 +3732,7 @@
       </w:rPr>
     </w:lvl>
   </w:abstractNum>
-  <w:abstractNum w:abstractNumId="13" w15:restartNumberingAfterBreak="0">
+  <w:abstractNum w:abstractNumId="15" w15:restartNumberingAfterBreak="0">
     <w:nsid w:val="5BB749E0"/>
     <w:multiLevelType w:val="multilevel"/>
     <w:tmpl w:val="AEB272D8"/>
@@ -3219,7 +3881,7 @@
       </w:rPr>
     </w:lvl>
   </w:abstractNum>
-  <w:abstractNum w:abstractNumId="14" w15:restartNumberingAfterBreak="0">
+  <w:abstractNum w:abstractNumId="16" w15:restartNumberingAfterBreak="0">
     <w:nsid w:val="5BF636BE"/>
     <w:multiLevelType w:val="hybridMultilevel"/>
     <w:tmpl w:val="9B9E96BE"/>
@@ -3332,7 +3994,7 @@
       </w:rPr>
     </w:lvl>
   </w:abstractNum>
-  <w:abstractNum w:abstractNumId="15" w15:restartNumberingAfterBreak="0">
+  <w:abstractNum w:abstractNumId="17" w15:restartNumberingAfterBreak="0">
     <w:nsid w:val="5C0E5944"/>
     <w:multiLevelType w:val="hybridMultilevel"/>
     <w:tmpl w:val="94B2E4E6"/>
@@ -3445,7 +4107,7 @@
       </w:rPr>
     </w:lvl>
   </w:abstractNum>
-  <w:abstractNum w:abstractNumId="16" w15:restartNumberingAfterBreak="0">
+  <w:abstractNum w:abstractNumId="18" w15:restartNumberingAfterBreak="0">
     <w:nsid w:val="60E8778C"/>
     <w:multiLevelType w:val="multilevel"/>
     <w:tmpl w:val="FF58791A"/>
@@ -3594,7 +4256,7 @@
       </w:rPr>
     </w:lvl>
   </w:abstractNum>
-  <w:abstractNum w:abstractNumId="17" w15:restartNumberingAfterBreak="0">
+  <w:abstractNum w:abstractNumId="19" w15:restartNumberingAfterBreak="0">
     <w:nsid w:val="6C0F561A"/>
     <w:multiLevelType w:val="hybridMultilevel"/>
     <w:tmpl w:val="FB243340"/>
@@ -3707,7 +4369,7 @@
       </w:rPr>
     </w:lvl>
   </w:abstractNum>
-  <w:abstractNum w:abstractNumId="18" w15:restartNumberingAfterBreak="0">
+  <w:abstractNum w:abstractNumId="20" w15:restartNumberingAfterBreak="0">
     <w:nsid w:val="6F8628EC"/>
     <w:multiLevelType w:val="hybridMultilevel"/>
     <w:tmpl w:val="3C3ACEFE"/>
@@ -3820,7 +4482,7 @@
       </w:rPr>
     </w:lvl>
   </w:abstractNum>
-  <w:abstractNum w:abstractNumId="19" w15:restartNumberingAfterBreak="0">
+  <w:abstractNum w:abstractNumId="21" w15:restartNumberingAfterBreak="0">
     <w:nsid w:val="70C455B5"/>
     <w:multiLevelType w:val="multilevel"/>
     <w:tmpl w:val="953C9AB0"/>
@@ -3969,7 +4631,7 @@
       </w:rPr>
     </w:lvl>
   </w:abstractNum>
-  <w:abstractNum w:abstractNumId="20" w15:restartNumberingAfterBreak="0">
+  <w:abstractNum w:abstractNumId="22" w15:restartNumberingAfterBreak="0">
     <w:nsid w:val="76BA0108"/>
     <w:multiLevelType w:val="hybridMultilevel"/>
     <w:tmpl w:val="6654FCF4"/>
@@ -4082,7 +4744,7 @@
       </w:rPr>
     </w:lvl>
   </w:abstractNum>
-  <w:abstractNum w:abstractNumId="21" w15:restartNumberingAfterBreak="0">
+  <w:abstractNum w:abstractNumId="23" w15:restartNumberingAfterBreak="0">
     <w:nsid w:val="7B9C72E3"/>
     <w:multiLevelType w:val="hybridMultilevel"/>
     <w:tmpl w:val="7C1E1DF4"/>
@@ -4195,7 +4857,7 @@
       </w:rPr>
     </w:lvl>
   </w:abstractNum>
-  <w:abstractNum w:abstractNumId="22" w15:restartNumberingAfterBreak="0">
+  <w:abstractNum w:abstractNumId="24" w15:restartNumberingAfterBreak="0">
     <w:nsid w:val="7BAC43FD"/>
     <w:multiLevelType w:val="hybridMultilevel"/>
     <w:tmpl w:val="09AEC50E"/>
@@ -4308,7 +4970,7 @@
       </w:rPr>
     </w:lvl>
   </w:abstractNum>
-  <w:abstractNum w:abstractNumId="23" w15:restartNumberingAfterBreak="0">
+  <w:abstractNum w:abstractNumId="25" w15:restartNumberingAfterBreak="0">
     <w:nsid w:val="7EB82995"/>
     <w:multiLevelType w:val="multilevel"/>
     <w:tmpl w:val="E316561A"/>
@@ -4461,55 +5123,55 @@
     <w:abstractNumId w:val="0"/>
   </w:num>
   <w:num w:numId="2" w16cid:durableId="1844321472">
-    <w:abstractNumId w:val="9"/>
+    <w:abstractNumId w:val="10"/>
   </w:num>
   <w:num w:numId="3" w16cid:durableId="733964818">
-    <w:abstractNumId w:val="22"/>
+    <w:abstractNumId w:val="24"/>
   </w:num>
   <w:num w:numId="4" w16cid:durableId="133329183">
-    <w:abstractNumId w:val="21"/>
+    <w:abstractNumId w:val="23"/>
   </w:num>
   <w:num w:numId="5" w16cid:durableId="113453337">
-    <w:abstractNumId w:val="18"/>
+    <w:abstractNumId w:val="20"/>
   </w:num>
   <w:num w:numId="6" w16cid:durableId="855464589">
     <w:abstractNumId w:val="5"/>
   </w:num>
   <w:num w:numId="7" w16cid:durableId="704211266">
-    <w:abstractNumId w:val="10"/>
+    <w:abstractNumId w:val="12"/>
   </w:num>
   <w:num w:numId="8" w16cid:durableId="1424571347">
-    <w:abstractNumId w:val="14"/>
+    <w:abstractNumId w:val="16"/>
   </w:num>
   <w:num w:numId="9" w16cid:durableId="977220049">
-    <w:abstractNumId w:val="15"/>
+    <w:abstractNumId w:val="17"/>
   </w:num>
   <w:num w:numId="10" w16cid:durableId="1347946458">
-    <w:abstractNumId w:val="17"/>
+    <w:abstractNumId w:val="19"/>
   </w:num>
   <w:num w:numId="11" w16cid:durableId="224879615">
-    <w:abstractNumId w:val="20"/>
+    <w:abstractNumId w:val="22"/>
   </w:num>
   <w:num w:numId="12" w16cid:durableId="1475679644">
-    <w:abstractNumId w:val="8"/>
+    <w:abstractNumId w:val="9"/>
   </w:num>
   <w:num w:numId="13" w16cid:durableId="1328946575">
     <w:abstractNumId w:val="6"/>
   </w:num>
   <w:num w:numId="14" w16cid:durableId="580680474">
-    <w:abstractNumId w:val="12"/>
+    <w:abstractNumId w:val="14"/>
   </w:num>
   <w:num w:numId="15" w16cid:durableId="510603403">
-    <w:abstractNumId w:val="16"/>
+    <w:abstractNumId w:val="18"/>
   </w:num>
   <w:num w:numId="16" w16cid:durableId="1923025827">
-    <w:abstractNumId w:val="19"/>
+    <w:abstractNumId w:val="21"/>
   </w:num>
   <w:num w:numId="17" w16cid:durableId="1018775415">
     <w:abstractNumId w:val="3"/>
   </w:num>
   <w:num w:numId="18" w16cid:durableId="630864236">
-    <w:abstractNumId w:val="13"/>
+    <w:abstractNumId w:val="15"/>
   </w:num>
   <w:num w:numId="19" w16cid:durableId="357505448">
     <w:abstractNumId w:val="7"/>
@@ -4521,13 +5183,19 @@
     <w:abstractNumId w:val="4"/>
   </w:num>
   <w:num w:numId="22" w16cid:durableId="1210462115">
-    <w:abstractNumId w:val="23"/>
+    <w:abstractNumId w:val="25"/>
   </w:num>
   <w:num w:numId="23" w16cid:durableId="1991210372">
-    <w:abstractNumId w:val="11"/>
+    <w:abstractNumId w:val="13"/>
   </w:num>
   <w:num w:numId="24" w16cid:durableId="1188061037">
     <w:abstractNumId w:val="1"/>
+  </w:num>
+  <w:num w:numId="25" w16cid:durableId="380135758">
+    <w:abstractNumId w:val="11"/>
+  </w:num>
+  <w:num w:numId="26" w16cid:durableId="1508904576">
+    <w:abstractNumId w:val="8"/>
   </w:num>
 </w:numbering>
 </file>
